--- a/resources/form_templates/estandar/SNCC_F_056_Formulario_de_Entrega_de_Muestras.docx
+++ b/resources/form_templates/estandar/SNCC_F_056_Formulario_de_Entrega_de_Muestras.docx
@@ -200,7 +200,7 @@
                             <w:rPr>
                               <w:rStyle w:val="Textodelmarcadordeposicin"/>
                             </w:rPr>
-                            <w:t>Click here to enter text.</w:t>
+                            <w:t>${proceso_codigo}</w:t>
                           </w:r>
                         </w:p>
                       </w:sdtContent>
@@ -390,7 +390,7 @@
                         <w:rPr>
                           <w:rStyle w:val="Style5"/>
                         </w:rPr>
-                        <w:t xml:space="preserve">Seleccione la fecha </w:t>
+                        <w:t xml:space="preserve">${fecha} </w:t>
                       </w:r>
                     </w:sdtContent>
                   </w:sdt>

--- a/resources/form_templates/estandar/SNCC_F_056_Formulario_de_Entrega_de_Muestras.docx
+++ b/resources/form_templates/estandar/SNCC_F_056_Formulario_de_Entrega_de_Muestras.docx
@@ -1425,6 +1425,17 @@
       <w:cols w:space="708"/>
       <w:docGrid w:linePitch="360"/>
     </w:sectPr>
+    <w:p>
+      <w:pPr>
+        <w:jc w:val="center"/>
+      </w:pPr>
+      <w:r>
+        <w:rPr>
+          <w:sz w:val="20"/>
+        </w:rPr>
+        <w:t>${img_sello}</w:t>
+      </w:r>
+    </w:p>
   </w:body>
 </w:document>
 </file>

--- a/resources/form_templates/estandar/SNCC_F_056_Formulario_de_Entrega_de_Muestras.docx
+++ b/resources/form_templates/estandar/SNCC_F_056_Formulario_de_Entrega_de_Muestras.docx
@@ -1425,17 +1425,50 @@
       <w:cols w:space="708"/>
       <w:docGrid w:linePitch="360"/>
     </w:sectPr>
-    <w:p>
-      <w:pPr>
+    <w:tbl>
+      <w:tblPr>
+        <w:tblW w:w="0" w:type="auto"/>
+        <w:tblBorders>
+          <w:top w:val="none" w:sz="0" w:space="0" w:color="auto"/>
+          <w:left w:val="none" w:sz="0" w:space="0" w:color="auto"/>
+          <w:bottom w:val="none" w:sz="0" w:space="0" w:color="auto"/>
+          <w:right w:val="none" w:sz="0" w:space="0" w:color="auto"/>
+          <w:insideH w:val="none" w:sz="0" w:space="0" w:color="auto"/>
+          <w:insideV w:val="none" w:sz="0" w:space="0" w:color="auto"/>
+        </w:tblBorders>
         <w:jc w:val="center"/>
-      </w:pPr>
-      <w:r>
-        <w:rPr>
-          <w:sz w:val="20"/>
-        </w:rPr>
-        <w:t>${img_sello}</w:t>
-      </w:r>
-    </w:p>
+      </w:tblPr>
+      <w:tr>
+        <w:tc>
+          <w:tcPr>
+            <w:tcW w:w="4800" w:type="dxa"/>
+            <w:vAlign w:val="bottom"/>
+          </w:tcPr>
+          <w:p>
+            <w:pPr>
+              <w:jc w:val="center"/>
+            </w:pPr>
+            <w:r>
+              <w:t>${img_firma}</w:t>
+            </w:r>
+          </w:p>
+        </w:tc>
+        <w:tc>
+          <w:tcPr>
+            <w:tcW w:w="4800" w:type="dxa"/>
+            <w:vAlign w:val="bottom"/>
+          </w:tcPr>
+          <w:p>
+            <w:pPr>
+              <w:jc w:val="center"/>
+            </w:pPr>
+            <w:r>
+              <w:t>${img_sello}</w:t>
+            </w:r>
+          </w:p>
+        </w:tc>
+      </w:tr>
+    </w:tbl>
   </w:body>
 </w:document>
 </file>

--- a/resources/form_templates/estandar/SNCC_F_056_Formulario_de_Entrega_de_Muestras.docx
+++ b/resources/form_templates/estandar/SNCC_F_056_Formulario_de_Entrega_de_Muestras.docx
@@ -1,1476 +1,6 @@
 
-<file path=word/document.xml><?xml version="1.0" encoding="utf-8"?>
-<w:document xmlns:wpc="http://schemas.microsoft.com/office/word/2010/wordprocessingCanvas" xmlns:cx="http://schemas.microsoft.com/office/drawing/2014/chartex" xmlns:cx1="http://schemas.microsoft.com/office/drawing/2015/9/8/chartex" xmlns:mc="http://schemas.openxmlformats.org/markup-compatibility/2006" xmlns:o="urn:schemas-microsoft-com:office:office" xmlns:r="http://schemas.openxmlformats.org/officeDocument/2006/relationships" xmlns:m="http://schemas.openxmlformats.org/officeDocument/2006/math" xmlns:v="urn:schemas-microsoft-com:vml" xmlns:wp14="http://schemas.microsoft.com/office/word/2010/wordprocessingDrawing" xmlns:wp="http://schemas.openxmlformats.org/drawingml/2006/wordprocessingDrawing" xmlns:w10="urn:schemas-microsoft-com:office:word" xmlns:w="http://schemas.openxmlformats.org/wordprocessingml/2006/main" xmlns:w14="http://schemas.microsoft.com/office/word/2010/wordml" xmlns:w15="http://schemas.microsoft.com/office/word/2012/wordml" xmlns:w16se="http://schemas.microsoft.com/office/word/2015/wordml/symex" xmlns:wpg="http://schemas.microsoft.com/office/word/2010/wordprocessingGroup" xmlns:wpi="http://schemas.microsoft.com/office/word/2010/wordprocessingInk" xmlns:wne="http://schemas.microsoft.com/office/word/2006/wordml" xmlns:wps="http://schemas.microsoft.com/office/word/2010/wordprocessingShape" mc:Ignorable="w14 w15 w16se wp14">
-  <w:body>
-    <w:p>
-      <w:bookmarkStart w:id="0" w:name="_GoBack"/>
-      <w:r>
-        <w:rPr>
-          <w:noProof/>
-          <w:lang w:val="es-DO" w:eastAsia="es-DO"/>
-        </w:rPr>
-        <w:drawing>
-          <wp:anchor distT="0" distB="0" distL="114300" distR="114300" simplePos="0" relativeHeight="251658752" behindDoc="0" locked="0" layoutInCell="1" allowOverlap="1">
-            <wp:simplePos x="0" y="0"/>
-            <wp:positionH relativeFrom="margin">
-              <wp:posOffset>4101465</wp:posOffset>
-            </wp:positionH>
-            <wp:positionV relativeFrom="margin">
-              <wp:posOffset>-659130</wp:posOffset>
-            </wp:positionV>
-            <wp:extent cx="882000" cy="878400"/>
-            <wp:effectExtent l="0" t="0" r="0" b="0"/>
-            <wp:wrapSquare wrapText="bothSides"/>
-            <wp:docPr id="3" name="Imagen 3" descr="C:\Users\emontesdeoca\Desktop\Escudo Nacional 2018.png"/>
-            <wp:cNvGraphicFramePr>
-              <a:graphicFrameLocks xmlns:a="http://schemas.openxmlformats.org/drawingml/2006/main" noChangeAspect="1"/>
-            </wp:cNvGraphicFramePr>
-            <a:graphic xmlns:a="http://schemas.openxmlformats.org/drawingml/2006/main">
-              <a:graphicData uri="http://schemas.openxmlformats.org/drawingml/2006/picture">
-                <pic:pic xmlns:pic="http://schemas.openxmlformats.org/drawingml/2006/picture">
-                  <pic:nvPicPr>
-                    <pic:cNvPr id="0" name="Picture 1" descr="C:\Users\emontesdeoca\Desktop\Escudo Nacional 2018.png"/>
-                    <pic:cNvPicPr>
-                      <a:picLocks noChangeAspect="1" noChangeArrowheads="1"/>
-                    </pic:cNvPicPr>
-                  </pic:nvPicPr>
-                  <pic:blipFill>
-                    <a:blip r:embed="rId7" cstate="print">
-                      <a:extLst>
-                        <a:ext uri="{28A0092B-C50C-407E-A947-70E740481C1C}">
-                          <a14:useLocalDpi xmlns:a14="http://schemas.microsoft.com/office/drawing/2010/main" val="0"/>
-                        </a:ext>
-                      </a:extLst>
-                    </a:blip>
-                    <a:srcRect/>
-                    <a:stretch>
-                      <a:fillRect/>
-                    </a:stretch>
-                  </pic:blipFill>
-                  <pic:spPr bwMode="auto">
-                    <a:xfrm>
-                      <a:off x="0" y="0"/>
-                      <a:ext cx="882000" cy="878400"/>
-                    </a:xfrm>
-                    <a:prstGeom prst="rect">
-                      <a:avLst/>
-                    </a:prstGeom>
-                    <a:noFill/>
-                    <a:ln>
-                      <a:noFill/>
-                    </a:ln>
-                  </pic:spPr>
-                </pic:pic>
-              </a:graphicData>
-            </a:graphic>
-            <wp14:sizeRelH relativeFrom="margin">
-              <wp14:pctWidth>0</wp14:pctWidth>
-            </wp14:sizeRelH>
-            <wp14:sizeRelV relativeFrom="margin">
-              <wp14:pctHeight>0</wp14:pctHeight>
-            </wp14:sizeRelV>
-          </wp:anchor>
-        </w:drawing>
-      </w:r>
-      <w:bookmarkEnd w:id="0"/>
-      <w:r>
-        <w:rPr>
-          <w:noProof/>
-          <w:lang w:val="es-DO" w:eastAsia="es-DO"/>
-        </w:rPr>
-        <w:pict>
-          <v:shapetype id="_x0000_t202" coordsize="21600,21600" o:spt="202" path="m,l,21600r21600,l21600,xe">
-            <v:stroke joinstyle="miter"/>
-            <v:path gradientshapeok="t" o:connecttype="rect"/>
-          </v:shapetype>
-          <v:shape id="Text Box 2" o:spid="_x0000_s1031" type="#_x0000_t202" style="position:absolute;margin-left:-24.75pt;margin-top:-37.2pt;width:81pt;height:84.9pt;z-index:251661312;visibility:visible;mso-wrap-style:square;mso-width-percent:0;mso-height-percent:0;mso-wrap-distance-left:9pt;mso-wrap-distance-top:0;mso-wrap-distance-right:9pt;mso-wrap-distance-bottom:0;mso-position-horizontal-relative:text;mso-position-vertical-relative:text;mso-width-percent:0;mso-height-percent:0;mso-width-relative:margin;mso-height-relative:margin;v-text-anchor:top" o:gfxdata="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" filled="f" stroked="f">
-            <v:textbox>
-              <w:txbxContent>
-                <w:sdt>
-                  <w:sdtPr>
-                    <w:rPr>
-                      <w:lang w:val="en-US"/>
-                    </w:rPr>
-                    <w:alias w:val="Logo de la dependencia gubernamental"/>
-                    <w:tag w:val="Logo de la dependencia gubernamental"/>
-                    <w:id w:val="13417745"/>
-                    <w:showingPlcHdr/>
-                    <w:picture/>
-                  </w:sdtPr>
-                  <w:sdtEndPr/>
-                  <w:sdtContent>
-                    <w:p>
-                      <w:pPr>
-                        <w:rPr>
-                          <w:lang w:val="en-US"/>
-                        </w:rPr>
-                      </w:pPr>
-                      <w:r>
-                        <w:rPr>
-                          <w:noProof/>
-                          <w:lang w:val="es-DO" w:eastAsia="es-DO"/>
-                        </w:rPr>
-                        <w:drawing>
-                          <wp:inline distT="0" distB="0" distL="0" distR="0">
-                            <wp:extent cx="800100" cy="800100"/>
-                            <wp:effectExtent l="19050" t="0" r="0" b="0"/>
-                            <wp:docPr id="2" name="Picture 1"/>
-                            <wp:cNvGraphicFramePr>
-                              <a:graphicFrameLocks xmlns:a="http://schemas.openxmlformats.org/drawingml/2006/main" noChangeAspect="1"/>
-                            </wp:cNvGraphicFramePr>
-                            <a:graphic xmlns:a="http://schemas.openxmlformats.org/drawingml/2006/main">
-                              <a:graphicData uri="http://schemas.openxmlformats.org/drawingml/2006/picture">
-                                <pic:pic xmlns:pic="http://schemas.openxmlformats.org/drawingml/2006/picture">
-                                  <pic:nvPicPr>
-                                    <pic:cNvPr id="0" name="Picture 1"/>
-                                    <pic:cNvPicPr>
-                                      <a:picLocks noChangeAspect="1" noChangeArrowheads="1"/>
-                                    </pic:cNvPicPr>
-                                  </pic:nvPicPr>
-                                  <pic:blipFill>
-                                    <a:blip r:embed="rId8"/>
-                                    <a:srcRect/>
-                                    <a:stretch>
-                                      <a:fillRect/>
-                                    </a:stretch>
-                                  </pic:blipFill>
-                                  <pic:spPr bwMode="auto">
-                                    <a:xfrm>
-                                      <a:off x="0" y="0"/>
-                                      <a:ext cx="799693" cy="799693"/>
-                                    </a:xfrm>
-                                    <a:prstGeom prst="rect">
-                                      <a:avLst/>
-                                    </a:prstGeom>
-                                    <a:noFill/>
-                                    <a:ln w="9525">
-                                      <a:noFill/>
-                                      <a:miter lim="800000"/>
-                                      <a:headEnd/>
-                                      <a:tailEnd/>
-                                    </a:ln>
-                                  </pic:spPr>
-                                </pic:pic>
-                              </a:graphicData>
-                            </a:graphic>
-                          </wp:inline>
-                        </w:drawing>
-                      </w:r>
-                    </w:p>
-                  </w:sdtContent>
-                </w:sdt>
-              </w:txbxContent>
-            </v:textbox>
-          </v:shape>
-        </w:pict>
-      </w:r>
-      <w:r>
-        <w:rPr>
-          <w:noProof/>
-          <w:lang w:val="es-DO" w:eastAsia="es-DO"/>
-        </w:rPr>
-        <w:pict>
-          <v:group id="Group 21" o:spid="_x0000_s1026" style="position:absolute;margin-left:555.4pt;margin-top:-46.85pt;width:153.5pt;height:63.2pt;z-index:251697152;mso-position-horizontal-relative:text;mso-position-vertical-relative:text" coordorigin="12866,523" coordsize="2544,1104" o:gfxdata="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">
-            <v:rect id="Rectangle 22" o:spid="_x0000_s1027" style="position:absolute;left:12866;top:523;width:2544;height:1104;visibility:visible;mso-wrap-style:square;v-text-anchor:top" o:gfxdata="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" filled="f"/>
-            <v:group id="Group 23" o:spid="_x0000_s1028" style="position:absolute;left:12940;top:561;width:2413;height:968" coordorigin="9151,720" coordsize="2009,900" o:gfxdata="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">
-              <v:shape id="Text Box 24" o:spid="_x0000_s1029" type="#_x0000_t202" style="position:absolute;left:9151;top:1077;width:2009;height:543;visibility:visible;mso-wrap-style:square;v-text-anchor:top" o:gfxdata="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" fillcolor="white [3212]" strokecolor="white [3212]" strokeweight="2.25pt">
-                <v:textbox inset=",0">
-                  <w:txbxContent>
-                    <w:sdt>
-                      <w:sdtPr>
-                        <w:rPr>
-                          <w:rStyle w:val="Style2"/>
-                        </w:rPr>
-                        <w:alias w:val="No. del Expediente de Compras "/>
-                        <w:tag w:val="No. del Expediente de Compras "/>
-                        <w:id w:val="5755464"/>
-                        <w:showingPlcHdr/>
-                      </w:sdtPr>
-                      <w:sdtEndPr>
-                        <w:rPr>
-                          <w:rStyle w:val="Style2"/>
-                        </w:rPr>
-                      </w:sdtEndPr>
-                      <w:sdtContent>
-                        <w:p>
-                          <w:pPr>
-                            <w:jc w:val="center"/>
-                          </w:pPr>
-                          <w:r>
-                            <w:rPr>
-                              <w:rStyle w:val="Textodelmarcadordeposicin"/>
-                            </w:rPr>
-                            <w:t>${proceso_codigo}</w:t>
-                          </w:r>
-                        </w:p>
-                      </w:sdtContent>
-                    </w:sdt>
-                  </w:txbxContent>
-                </v:textbox>
-              </v:shape>
-              <v:shape id="Text Box 25" o:spid="_x0000_s1030" type="#_x0000_t202" style="position:absolute;left:9151;top:720;width:2009;height:360;visibility:visible;mso-wrap-style:square;v-text-anchor:top" o:gfxdata="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" fillcolor="black [3213]" strokecolor="white [3212]" strokeweight="3pt">
-                <v:textbox>
-                  <w:txbxContent>
-                    <w:p>
-                      <w:pPr>
-                        <w:jc w:val="center"/>
-                        <w:rPr>
-                          <w:rFonts w:ascii="Franklin Gothic Medium Cond" w:hAnsi="Franklin Gothic Medium Cond"/>
-                          <w:b/>
-                          <w:color w:val="FFFFFF" w:themeColor="background1"/>
-                          <w:lang w:val="en-US"/>
-                        </w:rPr>
-                      </w:pPr>
-                      <w:r>
-                        <w:rPr>
-                          <w:rFonts w:ascii="Franklin Gothic Medium Cond" w:hAnsi="Franklin Gothic Medium Cond"/>
-                          <w:b/>
-                          <w:color w:val="FFFFFF" w:themeColor="background1"/>
-                        </w:rPr>
-                        <w:t>No. EXPEDIENTE</w:t>
-                      </w:r>
-                    </w:p>
-                  </w:txbxContent>
-                </v:textbox>
-              </v:shape>
-            </v:group>
-          </v:group>
-        </w:pict>
-      </w:r>
-      <w:r>
-        <w:rPr>
-          <w:noProof/>
-          <w:lang w:val="es-DO" w:eastAsia="es-DO"/>
-        </w:rPr>
-        <w:pict>
-          <v:shape id="Text Box 20" o:spid="_x0000_s1032" type="#_x0000_t202" style="position:absolute;margin-left:-14.1pt;margin-top:-47.2pt;width:74.65pt;height:24.05pt;z-index:251696128;visibility:visible;mso-wrap-style:square;mso-width-percent:0;mso-height-percent:0;mso-wrap-distance-left:9pt;mso-wrap-distance-top:0;mso-wrap-distance-right:9pt;mso-wrap-distance-bottom:0;mso-position-horizontal:absolute;mso-position-horizontal-relative:text;mso-position-vertical:absolute;mso-position-vertical-relative:text;mso-width-percent:0;mso-height-percent:0;mso-width-relative:margin;mso-height-relative:margin;v-text-anchor:top" o:gfxdata="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" filled="f" stroked="f">
-            <v:textbox inset="0,0,0,0">
-              <w:txbxContent>
-                <w:p>
-                  <w:pPr>
-                    <w:rPr>
-                      <w:rFonts w:ascii="Arial Narrow" w:hAnsi="Arial Narrow"/>
-                      <w:b/>
-                      <w:caps/>
-                      <w:color w:val="C00000"/>
-                      <w:spacing w:val="-8"/>
-                      <w:sz w:val="22"/>
-                      <w:szCs w:val="12"/>
-                    </w:rPr>
-                  </w:pPr>
-                  <w:r>
-                    <w:rPr>
-                      <w:rStyle w:val="Style15"/>
-                      <w:rFonts w:cstheme="minorBidi"/>
-                      <w:b/>
-                      <w:color w:val="C00000"/>
-                      <w:sz w:val="22"/>
-                    </w:rPr>
-                    <w:t>SNCC.F.05</w:t>
-                  </w:r>
-                  <w:r>
-                    <w:rPr>
-                      <w:rStyle w:val="Style15"/>
-                      <w:rFonts w:cstheme="minorBidi"/>
-                      <w:b/>
-                      <w:color w:val="C00000"/>
-                      <w:sz w:val="22"/>
-                    </w:rPr>
-                    <w:t>6</w:t>
-                  </w:r>
-                </w:p>
-              </w:txbxContent>
-            </v:textbox>
-          </v:shape>
-        </w:pict>
-      </w:r>
-    </w:p>
-    <w:p>
-      <w:r>
-        <w:rPr>
-          <w:rFonts w:ascii="Arial Bold" w:hAnsi="Arial Bold"/>
-          <w:b/>
-          <w:caps/>
-          <w:noProof/>
-          <w:color w:val="FF0000"/>
-          <w:sz w:val="28"/>
-          <w:lang w:val="es-DO" w:eastAsia="es-DO"/>
-        </w:rPr>
-        <w:pict>
-          <v:shape id="Text Box 16" o:spid="_x0000_s1033" type="#_x0000_t202" style="position:absolute;margin-left:246.1pt;margin-top:2.3pt;width:216.8pt;height:32.95pt;z-index:251691008;visibility:visible;mso-wrap-style:square;mso-width-percent:0;mso-height-percent:0;mso-wrap-distance-left:9pt;mso-wrap-distance-top:0;mso-wrap-distance-right:9pt;mso-wrap-distance-bottom:0;mso-position-horizontal:absolute;mso-position-horizontal-relative:text;mso-position-vertical:absolute;mso-position-vertical-relative:text;mso-width-percent:0;mso-height-percent:0;mso-width-relative:margin;mso-height-relative:margin;v-text-anchor:top" o:gfxdata="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" stroked="f">
-            <v:textbox>
-              <w:txbxContent>
-                <w:p>
-                  <w:pPr>
-                    <w:rPr>
-                      <w:lang w:val="es-ES_tradnl"/>
-                    </w:rPr>
-                  </w:pPr>
-                  <w:sdt>
-                    <w:sdtPr>
-                      <w:rPr>
-                        <w:rStyle w:val="Style6"/>
-                        <w:sz w:val="24"/>
-                        <w:szCs w:val="24"/>
-                      </w:rPr>
-                      <w:alias w:val="Nombre de la Institución"/>
-                      <w:tag w:val="Nombre de la Institución"/>
-                      <w:id w:val="8389551"/>
-                    </w:sdtPr>
-                    <w:sdtEndPr>
-                      <w:rPr>
-                        <w:rStyle w:val="Style6"/>
-                      </w:rPr>
-                    </w:sdtEndPr>
-                    <w:sdtContent>
-                      <w:r>
-                        <w:rPr>
-                          <w:rStyle w:val="Style6"/>
-                          <w:sz w:val="24"/>
-                          <w:szCs w:val="24"/>
-                        </w:rPr>
-                        <w:t>Nombre de</w:t>
-                      </w:r>
-                      <w:r>
-                        <w:rPr>
-                          <w:rStyle w:val="Style6"/>
-                          <w:sz w:val="24"/>
-                          <w:szCs w:val="24"/>
-                        </w:rPr>
-                        <w:t>l Capitulo y/o</w:t>
-                      </w:r>
-                      <w:r>
-                        <w:rPr>
-                          <w:rStyle w:val="Style6"/>
-                          <w:sz w:val="24"/>
-                          <w:szCs w:val="24"/>
-                        </w:rPr>
-                        <w:t xml:space="preserve"> dependencia gubernamental</w:t>
-                      </w:r>
-                    </w:sdtContent>
-                  </w:sdt>
-                </w:p>
-              </w:txbxContent>
-            </v:textbox>
-          </v:shape>
-        </w:pict>
-      </w:r>
-      <w:r>
-        <w:rPr>
-          <w:noProof/>
-          <w:lang w:val="es-DO" w:eastAsia="es-DO"/>
-        </w:rPr>
-        <w:pict>
-          <v:shape id="Text Box 12" o:spid="_x0000_s1034" type="#_x0000_t202" style="position:absolute;margin-left:598.85pt;margin-top:9.15pt;width:112.45pt;height:21.9pt;z-index:251685888;visibility:visible;mso-wrap-style:square;mso-width-percent:0;mso-height-percent:0;mso-wrap-distance-left:9pt;mso-wrap-distance-top:0;mso-wrap-distance-right:9pt;mso-wrap-distance-bottom:0;mso-position-horizontal:absolute;mso-position-horizontal-relative:text;mso-position-vertical:absolute;mso-position-vertical-relative:text;mso-width-percent:0;mso-height-percent:0;mso-width-relative:margin;mso-height-relative:margin;v-text-anchor:top" o:gfxdata="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" filled="f" stroked="f">
-            <v:textbox>
-              <w:txbxContent>
-                <w:p>
-                  <w:sdt>
-                    <w:sdtPr>
-                      <w:rPr>
-                        <w:rStyle w:val="Style5"/>
-                      </w:rPr>
-                      <w:alias w:val="Fecha de emisión del documento"/>
-                      <w:tag w:val="Fecha de emisión del documento"/>
-                      <w:id w:val="13417894"/>
-                      <w:date>
-                        <w:dateFormat w:val="dd' de 'MMMM' de 'yyyy"/>
-                        <w:lid w:val="es-DO"/>
-                        <w:storeMappedDataAs w:val="dateTime"/>
-                        <w:calendar w:val="gregorian"/>
-                      </w:date>
-                    </w:sdtPr>
-                    <w:sdtEndPr>
-                      <w:rPr>
-                        <w:rStyle w:val="Style5"/>
-                      </w:rPr>
-                    </w:sdtEndPr>
-                    <w:sdtContent>
-                      <w:r>
-                        <w:rPr>
-                          <w:rStyle w:val="Style5"/>
-                        </w:rPr>
-                        <w:t xml:space="preserve">${fecha} </w:t>
-                      </w:r>
-                    </w:sdtContent>
-                  </w:sdt>
-                </w:p>
-              </w:txbxContent>
-            </v:textbox>
-          </v:shape>
-        </w:pict>
-      </w:r>
-    </w:p>
-    <w:p>
-      <w:r>
-        <w:rPr>
-          <w:noProof/>
-          <w:color w:val="FF0000"/>
-          <w:lang w:val="es-DO" w:eastAsia="es-DO"/>
-        </w:rPr>
-        <w:pict>
-          <v:shape id="Text Box 18" o:spid="_x0000_s1035" type="#_x0000_t202" style="position:absolute;margin-left:227.45pt;margin-top:19.95pt;width:267.5pt;height:34.25pt;z-index:251695104;visibility:visible;mso-wrap-style:square;mso-width-percent:0;mso-height-percent:0;mso-wrap-distance-left:9pt;mso-wrap-distance-top:0;mso-wrap-distance-right:9pt;mso-wrap-distance-bottom:0;mso-position-horizontal:absolute;mso-position-horizontal-relative:text;mso-position-vertical:absolute;mso-position-vertical-relative:text;mso-width-percent:0;mso-height-percent:0;mso-width-relative:margin;mso-height-relative:margin;v-text-anchor:top" o:gfxdata="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" stroked="f">
-            <v:textbox>
-              <w:txbxContent>
-                <w:p>
-                  <w:pPr>
-                    <w:jc w:val="center"/>
-                    <w:rPr>
-                      <w:rFonts w:asciiTheme="minorHAnsi" w:hAnsiTheme="minorHAnsi"/>
-                      <w:lang w:val="es-ES_tradnl"/>
-                    </w:rPr>
-                  </w:pPr>
-                  <w:r>
-                    <w:rPr>
-                      <w:rStyle w:val="Style7"/>
-                    </w:rPr>
-                    <w:t>formulario de entrega de muestras</w:t>
-                  </w:r>
-                </w:p>
-              </w:txbxContent>
-            </v:textbox>
-          </v:shape>
-        </w:pict>
-      </w:r>
-      <w:r>
-        <w:rPr>
-          <w:noProof/>
-          <w:sz w:val="24"/>
-          <w:szCs w:val="24"/>
-          <w:lang w:val="es-DO" w:eastAsia="es-DO"/>
-        </w:rPr>
-        <w:pict>
-          <v:shape id="Text Box 13" o:spid="_x0000_s1036" type="#_x0000_t202" style="position:absolute;margin-left:618.7pt;margin-top:15.45pt;width:89pt;height:19.85pt;z-index:251686912;visibility:visible;mso-wrap-style:square;mso-width-percent:0;mso-height-percent:0;mso-wrap-distance-left:9pt;mso-wrap-distance-top:0;mso-wrap-distance-right:9pt;mso-wrap-distance-bottom:0;mso-position-horizontal:absolute;mso-position-horizontal-relative:text;mso-position-vertical:absolute;mso-position-vertical-relative:text;mso-width-percent:0;mso-height-percent:0;mso-width-relative:margin;mso-height-relative:margin;v-text-anchor:top" o:gfxdata="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" filled="f" stroked="f">
-            <v:textbox>
-              <w:txbxContent>
-                <w:p>
-                  <w:pPr>
-                    <w:rPr>
-                      <w:sz w:val="22"/>
-                      <w:szCs w:val="22"/>
-                    </w:rPr>
-                  </w:pPr>
-                  <w:r>
-                    <w:rPr>
-                      <w:sz w:val="22"/>
-                      <w:szCs w:val="22"/>
-                    </w:rPr>
-                    <w:t xml:space="preserve">Página </w:t>
-                  </w:r>
-                  <w:r>
-                    <w:rPr>
-                      <w:b/>
-                      <w:sz w:val="22"/>
-                      <w:szCs w:val="22"/>
-                    </w:rPr>
-                    <w:fldChar w:fldCharType="begin"/>
-                  </w:r>
-                  <w:r>
-                    <w:rPr>
-                      <w:b/>
-                      <w:sz w:val="22"/>
-                      <w:szCs w:val="22"/>
-                    </w:rPr>
-                    <w:instrText xml:space="preserve"> PAGE   \* MERGEFORMAT </w:instrText>
-                  </w:r>
-                  <w:r>
-                    <w:rPr>
-                      <w:b/>
-                      <w:sz w:val="22"/>
-                      <w:szCs w:val="22"/>
-                    </w:rPr>
-                    <w:fldChar w:fldCharType="separate"/>
-                  </w:r>
-                  <w:r>
-                    <w:rPr>
-                      <w:b/>
-                      <w:noProof/>
-                      <w:sz w:val="22"/>
-                      <w:szCs w:val="22"/>
-                    </w:rPr>
-                    <w:t>1</w:t>
-                  </w:r>
-                  <w:r>
-                    <w:rPr>
-                      <w:b/>
-                      <w:sz w:val="22"/>
-                      <w:szCs w:val="22"/>
-                    </w:rPr>
-                    <w:fldChar w:fldCharType="end"/>
-                  </w:r>
-                  <w:r>
-                    <w:rPr>
-                      <w:sz w:val="22"/>
-                      <w:szCs w:val="22"/>
-                    </w:rPr>
-                    <w:t xml:space="preserve"> de </w:t>
-                  </w:r>
-                  <w:r>
-                    <w:fldChar w:fldCharType="begin"/>
-                  </w:r>
-                  <w:r>
-                    <w:instrText xml:space="preserve"> NUMPAGES   \* MERGEFORMAT </w:instrText>
-                  </w:r>
-                  <w:r>
-                    <w:fldChar w:fldCharType="separate"/>
-                  </w:r>
-                  <w:r>
-                    <w:rPr>
-                      <w:b/>
-                      <w:noProof/>
-                      <w:sz w:val="22"/>
-                      <w:szCs w:val="22"/>
-                    </w:rPr>
-                    <w:t>1</w:t>
-                  </w:r>
-                  <w:r>
-                    <w:rPr>
-                      <w:b/>
-                      <w:noProof/>
-                      <w:sz w:val="22"/>
-                      <w:szCs w:val="22"/>
-                    </w:rPr>
-                    <w:fldChar w:fldCharType="end"/>
-                  </w:r>
-                </w:p>
-              </w:txbxContent>
-            </v:textbox>
-          </v:shape>
-        </w:pict>
-      </w:r>
-    </w:p>
-    <w:p>
-      <w:pPr>
-        <w:tabs>
-          <w:tab w:val="left" w:pos="6267"/>
-        </w:tabs>
-        <w:spacing w:after="0" w:line="240" w:lineRule="auto"/>
-        <w:jc w:val="center"/>
-      </w:pPr>
-    </w:p>
-    <w:p>
-      <w:pPr>
-        <w:tabs>
-          <w:tab w:val="left" w:pos="6267"/>
-        </w:tabs>
-        <w:jc w:val="center"/>
-        <w:rPr>
-          <w:sz w:val="16"/>
-          <w:szCs w:val="24"/>
-        </w:rPr>
-      </w:pPr>
-    </w:p>
-    <w:p>
-      <w:pPr>
-        <w:pStyle w:val="Default"/>
-        <w:spacing w:line="276" w:lineRule="auto"/>
-        <w:jc w:val="both"/>
-        <w:rPr>
-          <w:rFonts w:ascii="Arial" w:hAnsi="Arial" w:cs="Arial"/>
-          <w:b/>
-          <w:bCs/>
-          <w:color w:val="FF6600"/>
-          <w:sz w:val="22"/>
-          <w:szCs w:val="22"/>
-        </w:rPr>
-      </w:pPr>
-    </w:p>
-    <w:p>
-      <w:pPr>
-        <w:pStyle w:val="Default"/>
-        <w:rPr>
-          <w:rFonts w:ascii="Arial" w:hAnsi="Arial" w:cs="Arial"/>
-          <w:b/>
-          <w:sz w:val="22"/>
-          <w:szCs w:val="22"/>
-        </w:rPr>
-      </w:pPr>
-      <w:r>
-        <w:rPr>
-          <w:rFonts w:ascii="Arial" w:hAnsi="Arial" w:cs="Arial"/>
-          <w:b/>
-          <w:sz w:val="22"/>
-          <w:szCs w:val="22"/>
-        </w:rPr>
-        <w:t>Nombre del Oferente:</w:t>
-      </w:r>
-      <w:r>
-        <w:rPr>
-          <w:rFonts w:ascii="Arial" w:hAnsi="Arial" w:cs="Arial"/>
-          <w:b/>
-          <w:sz w:val="22"/>
-          <w:szCs w:val="22"/>
-        </w:rPr>
-        <w:t xml:space="preserve"> _________________________________</w:t>
-      </w:r>
-      <w:r>
-        <w:rPr>
-          <w:rFonts w:ascii="Arial" w:hAnsi="Arial" w:cs="Arial"/>
-          <w:b/>
-          <w:sz w:val="22"/>
-          <w:szCs w:val="22"/>
-        </w:rPr>
-        <w:t>________________________________________</w:t>
-      </w:r>
-      <w:r>
-        <w:rPr>
-          <w:rFonts w:ascii="Arial" w:hAnsi="Arial" w:cs="Arial"/>
-          <w:b/>
-          <w:sz w:val="22"/>
-          <w:szCs w:val="22"/>
-        </w:rPr>
-        <w:t>_____________________</w:t>
-      </w:r>
-    </w:p>
-    <w:p>
-      <w:pPr>
-        <w:pStyle w:val="Default"/>
-        <w:spacing w:line="276" w:lineRule="auto"/>
-        <w:jc w:val="both"/>
-        <w:rPr>
-          <w:rFonts w:ascii="Arial" w:hAnsi="Arial" w:cs="Arial"/>
-          <w:color w:val="FF0000"/>
-          <w:sz w:val="22"/>
-          <w:szCs w:val="22"/>
-          <w:lang w:val="es-ES_tradnl"/>
-        </w:rPr>
-      </w:pPr>
-    </w:p>
-    <w:tbl>
-      <w:tblPr>
-        <w:tblStyle w:val="Tablaconcuadrcula"/>
-        <w:tblW w:w="14000" w:type="dxa"/>
-        <w:tblLayout w:type="fixed"/>
-        <w:tblLook w:val="01E0" w:firstRow="1" w:lastRow="1" w:firstColumn="1" w:lastColumn="1" w:noHBand="0" w:noVBand="0"/>
-      </w:tblPr>
-      <w:tblGrid>
-        <w:gridCol w:w="1101"/>
-        <w:gridCol w:w="1132"/>
-        <w:gridCol w:w="3971"/>
-        <w:gridCol w:w="1417"/>
-        <w:gridCol w:w="1418"/>
-        <w:gridCol w:w="4961"/>
-      </w:tblGrid>
-      <w:tr>
-        <w:trPr>
-          <w:trHeight w:val="482"/>
-        </w:trPr>
-        <w:tc>
-          <w:tcPr>
-            <w:tcW w:w="1101" w:type="dxa"/>
-            <w:vAlign w:val="center"/>
-          </w:tcPr>
-          <w:p>
-            <w:pPr>
-              <w:jc w:val="center"/>
-              <w:rPr>
-                <w:rFonts w:ascii="Arial" w:hAnsi="Arial" w:cs="Arial"/>
-                <w:b/>
-                <w:sz w:val="22"/>
-              </w:rPr>
-            </w:pPr>
-            <w:r>
-              <w:rPr>
-                <w:rFonts w:ascii="Arial" w:hAnsi="Arial" w:cs="Arial"/>
-                <w:b/>
-                <w:sz w:val="22"/>
-              </w:rPr>
-              <w:t>Renglón No.</w:t>
-            </w:r>
-          </w:p>
-        </w:tc>
-        <w:tc>
-          <w:tcPr>
-            <w:tcW w:w="1132" w:type="dxa"/>
-            <w:vAlign w:val="center"/>
-          </w:tcPr>
-          <w:p>
-            <w:pPr>
-              <w:jc w:val="center"/>
-              <w:rPr>
-                <w:rFonts w:ascii="Arial" w:hAnsi="Arial" w:cs="Arial"/>
-                <w:b/>
-                <w:sz w:val="22"/>
-              </w:rPr>
-            </w:pPr>
-            <w:r>
-              <w:rPr>
-                <w:rFonts w:ascii="Arial" w:hAnsi="Arial" w:cs="Arial"/>
-                <w:b/>
-                <w:sz w:val="22"/>
-              </w:rPr>
-              <w:t>Código</w:t>
-            </w:r>
-          </w:p>
-        </w:tc>
-        <w:tc>
-          <w:tcPr>
-            <w:tcW w:w="3971" w:type="dxa"/>
-            <w:vAlign w:val="center"/>
-          </w:tcPr>
-          <w:p>
-            <w:pPr>
-              <w:jc w:val="center"/>
-              <w:rPr>
-                <w:rFonts w:ascii="Arial" w:hAnsi="Arial" w:cs="Arial"/>
-                <w:b/>
-                <w:sz w:val="22"/>
-              </w:rPr>
-            </w:pPr>
-            <w:r>
-              <w:rPr>
-                <w:rFonts w:ascii="Arial" w:hAnsi="Arial" w:cs="Arial"/>
-                <w:b/>
-                <w:sz w:val="22"/>
-              </w:rPr>
-              <w:t>Descripción</w:t>
-            </w:r>
-          </w:p>
-        </w:tc>
-        <w:tc>
-          <w:tcPr>
-            <w:tcW w:w="1417" w:type="dxa"/>
-            <w:vAlign w:val="center"/>
-          </w:tcPr>
-          <w:p>
-            <w:pPr>
-              <w:jc w:val="center"/>
-              <w:rPr>
-                <w:rFonts w:ascii="Arial" w:hAnsi="Arial" w:cs="Arial"/>
-                <w:b/>
-                <w:sz w:val="22"/>
-              </w:rPr>
-            </w:pPr>
-            <w:r>
-              <w:rPr>
-                <w:rFonts w:ascii="Arial" w:hAnsi="Arial" w:cs="Arial"/>
-                <w:b/>
-                <w:sz w:val="22"/>
-              </w:rPr>
-              <w:t>Unidad de</w:t>
-            </w:r>
-          </w:p>
-          <w:p>
-            <w:pPr>
-              <w:ind w:left="72"/>
-              <w:jc w:val="center"/>
-              <w:rPr>
-                <w:rFonts w:ascii="Arial" w:hAnsi="Arial" w:cs="Arial"/>
-                <w:b/>
-                <w:sz w:val="22"/>
-              </w:rPr>
-            </w:pPr>
-            <w:r>
-              <w:rPr>
-                <w:rFonts w:ascii="Arial" w:hAnsi="Arial" w:cs="Arial"/>
-                <w:b/>
-                <w:sz w:val="22"/>
-              </w:rPr>
-              <w:t>medida</w:t>
-            </w:r>
-          </w:p>
-        </w:tc>
-        <w:tc>
-          <w:tcPr>
-            <w:tcW w:w="1418" w:type="dxa"/>
-            <w:vAlign w:val="center"/>
-          </w:tcPr>
-          <w:p>
-            <w:pPr>
-              <w:jc w:val="center"/>
-              <w:rPr>
-                <w:rFonts w:ascii="Arial" w:hAnsi="Arial" w:cs="Arial"/>
-                <w:b/>
-                <w:sz w:val="22"/>
-              </w:rPr>
-            </w:pPr>
-            <w:r>
-              <w:rPr>
-                <w:rFonts w:ascii="Arial" w:hAnsi="Arial" w:cs="Arial"/>
-                <w:b/>
-                <w:sz w:val="22"/>
-              </w:rPr>
-              <w:t>Muestra Entregada</w:t>
-            </w:r>
-            <w:r>
-              <w:rPr>
-                <w:rStyle w:val="Refdenotaalpie"/>
-                <w:rFonts w:ascii="Arial" w:hAnsi="Arial" w:cs="Arial"/>
-                <w:b/>
-                <w:sz w:val="22"/>
-              </w:rPr>
-              <w:footnoteReference w:id="1"/>
-            </w:r>
-          </w:p>
-        </w:tc>
-        <w:tc>
-          <w:tcPr>
-            <w:tcW w:w="4961" w:type="dxa"/>
-            <w:vAlign w:val="center"/>
-          </w:tcPr>
-          <w:p>
-            <w:pPr>
-              <w:jc w:val="center"/>
-              <w:rPr>
-                <w:rFonts w:ascii="Arial" w:hAnsi="Arial" w:cs="Arial"/>
-                <w:b/>
-                <w:sz w:val="22"/>
-              </w:rPr>
-            </w:pPr>
-            <w:r>
-              <w:rPr>
-                <w:rFonts w:ascii="Arial" w:hAnsi="Arial" w:cs="Arial"/>
-                <w:b/>
-                <w:sz w:val="22"/>
-              </w:rPr>
-              <w:t>Observaciones</w:t>
-            </w:r>
-            <w:r>
-              <w:rPr>
-                <w:rStyle w:val="Refdenotaalpie"/>
-                <w:rFonts w:ascii="Arial" w:hAnsi="Arial" w:cs="Arial"/>
-                <w:b/>
-                <w:sz w:val="22"/>
-              </w:rPr>
-              <w:footnoteReference w:id="2"/>
-            </w:r>
-          </w:p>
-          <w:p>
-            <w:pPr>
-              <w:jc w:val="center"/>
-              <w:rPr>
-                <w:rFonts w:ascii="Arial" w:hAnsi="Arial" w:cs="Arial"/>
-                <w:b/>
-                <w:sz w:val="22"/>
-              </w:rPr>
-            </w:pPr>
-          </w:p>
-        </w:tc>
-      </w:tr>
-      <w:tr>
-        <w:tc>
-          <w:tcPr>
-            <w:tcW w:w="1101" w:type="dxa"/>
-          </w:tcPr>
-          <w:p>
-            <w:pPr>
-              <w:rPr>
-                <w:rFonts w:ascii="Arial" w:hAnsi="Arial" w:cs="Arial"/>
-              </w:rPr>
-            </w:pPr>
-          </w:p>
-        </w:tc>
-        <w:tc>
-          <w:tcPr>
-            <w:tcW w:w="1132" w:type="dxa"/>
-          </w:tcPr>
-          <w:p>
-            <w:pPr>
-              <w:rPr>
-                <w:rFonts w:ascii="Arial" w:hAnsi="Arial" w:cs="Arial"/>
-              </w:rPr>
-            </w:pPr>
-          </w:p>
-        </w:tc>
-        <w:tc>
-          <w:tcPr>
-            <w:tcW w:w="3971" w:type="dxa"/>
-          </w:tcPr>
-          <w:p>
-            <w:pPr>
-              <w:rPr>
-                <w:rFonts w:ascii="Arial" w:hAnsi="Arial" w:cs="Arial"/>
-              </w:rPr>
-            </w:pPr>
-          </w:p>
-          <w:p>
-            <w:pPr>
-              <w:rPr>
-                <w:rFonts w:ascii="Arial" w:hAnsi="Arial" w:cs="Arial"/>
-              </w:rPr>
-            </w:pPr>
-          </w:p>
-        </w:tc>
-        <w:tc>
-          <w:tcPr>
-            <w:tcW w:w="1417" w:type="dxa"/>
-          </w:tcPr>
-          <w:p>
-            <w:pPr>
-              <w:rPr>
-                <w:rFonts w:ascii="Arial" w:hAnsi="Arial" w:cs="Arial"/>
-              </w:rPr>
-            </w:pPr>
-          </w:p>
-        </w:tc>
-        <w:tc>
-          <w:tcPr>
-            <w:tcW w:w="1418" w:type="dxa"/>
-          </w:tcPr>
-          <w:p>
-            <w:pPr>
-              <w:rPr>
-                <w:rFonts w:ascii="Arial" w:hAnsi="Arial" w:cs="Arial"/>
-              </w:rPr>
-            </w:pPr>
-          </w:p>
-        </w:tc>
-        <w:tc>
-          <w:tcPr>
-            <w:tcW w:w="4961" w:type="dxa"/>
-          </w:tcPr>
-          <w:p>
-            <w:pPr>
-              <w:rPr>
-                <w:rFonts w:ascii="Arial" w:hAnsi="Arial" w:cs="Arial"/>
-              </w:rPr>
-            </w:pPr>
-          </w:p>
-        </w:tc>
-      </w:tr>
-      <w:tr>
-        <w:tc>
-          <w:tcPr>
-            <w:tcW w:w="1101" w:type="dxa"/>
-          </w:tcPr>
-          <w:p>
-            <w:pPr>
-              <w:rPr>
-                <w:rFonts w:ascii="Arial" w:hAnsi="Arial" w:cs="Arial"/>
-              </w:rPr>
-            </w:pPr>
-          </w:p>
-        </w:tc>
-        <w:tc>
-          <w:tcPr>
-            <w:tcW w:w="1132" w:type="dxa"/>
-          </w:tcPr>
-          <w:p>
-            <w:pPr>
-              <w:rPr>
-                <w:rFonts w:ascii="Arial" w:hAnsi="Arial" w:cs="Arial"/>
-              </w:rPr>
-            </w:pPr>
-          </w:p>
-        </w:tc>
-        <w:tc>
-          <w:tcPr>
-            <w:tcW w:w="3971" w:type="dxa"/>
-          </w:tcPr>
-          <w:p>
-            <w:pPr>
-              <w:rPr>
-                <w:rFonts w:ascii="Arial" w:hAnsi="Arial" w:cs="Arial"/>
-              </w:rPr>
-            </w:pPr>
-          </w:p>
-          <w:p>
-            <w:pPr>
-              <w:rPr>
-                <w:rFonts w:ascii="Arial" w:hAnsi="Arial" w:cs="Arial"/>
-              </w:rPr>
-            </w:pPr>
-          </w:p>
-        </w:tc>
-        <w:tc>
-          <w:tcPr>
-            <w:tcW w:w="1417" w:type="dxa"/>
-          </w:tcPr>
-          <w:p>
-            <w:pPr>
-              <w:rPr>
-                <w:rFonts w:ascii="Arial" w:hAnsi="Arial" w:cs="Arial"/>
-              </w:rPr>
-            </w:pPr>
-          </w:p>
-        </w:tc>
-        <w:tc>
-          <w:tcPr>
-            <w:tcW w:w="1418" w:type="dxa"/>
-          </w:tcPr>
-          <w:p>
-            <w:pPr>
-              <w:rPr>
-                <w:rFonts w:ascii="Arial" w:hAnsi="Arial" w:cs="Arial"/>
-              </w:rPr>
-            </w:pPr>
-          </w:p>
-        </w:tc>
-        <w:tc>
-          <w:tcPr>
-            <w:tcW w:w="4961" w:type="dxa"/>
-          </w:tcPr>
-          <w:p>
-            <w:pPr>
-              <w:rPr>
-                <w:rFonts w:ascii="Arial" w:hAnsi="Arial" w:cs="Arial"/>
-              </w:rPr>
-            </w:pPr>
-          </w:p>
-        </w:tc>
-      </w:tr>
-      <w:tr>
-        <w:tc>
-          <w:tcPr>
-            <w:tcW w:w="1101" w:type="dxa"/>
-          </w:tcPr>
-          <w:p>
-            <w:pPr>
-              <w:rPr>
-                <w:rFonts w:ascii="Arial" w:hAnsi="Arial" w:cs="Arial"/>
-              </w:rPr>
-            </w:pPr>
-          </w:p>
-        </w:tc>
-        <w:tc>
-          <w:tcPr>
-            <w:tcW w:w="1132" w:type="dxa"/>
-          </w:tcPr>
-          <w:p>
-            <w:pPr>
-              <w:rPr>
-                <w:rFonts w:ascii="Arial" w:hAnsi="Arial" w:cs="Arial"/>
-              </w:rPr>
-            </w:pPr>
-          </w:p>
-        </w:tc>
-        <w:tc>
-          <w:tcPr>
-            <w:tcW w:w="3971" w:type="dxa"/>
-          </w:tcPr>
-          <w:p>
-            <w:pPr>
-              <w:rPr>
-                <w:rFonts w:ascii="Arial" w:hAnsi="Arial" w:cs="Arial"/>
-              </w:rPr>
-            </w:pPr>
-          </w:p>
-          <w:p>
-            <w:pPr>
-              <w:rPr>
-                <w:rFonts w:ascii="Arial" w:hAnsi="Arial" w:cs="Arial"/>
-              </w:rPr>
-            </w:pPr>
-          </w:p>
-        </w:tc>
-        <w:tc>
-          <w:tcPr>
-            <w:tcW w:w="1417" w:type="dxa"/>
-          </w:tcPr>
-          <w:p>
-            <w:pPr>
-              <w:rPr>
-                <w:rFonts w:ascii="Arial" w:hAnsi="Arial" w:cs="Arial"/>
-              </w:rPr>
-            </w:pPr>
-          </w:p>
-        </w:tc>
-        <w:tc>
-          <w:tcPr>
-            <w:tcW w:w="1418" w:type="dxa"/>
-          </w:tcPr>
-          <w:p>
-            <w:pPr>
-              <w:rPr>
-                <w:rFonts w:ascii="Arial" w:hAnsi="Arial" w:cs="Arial"/>
-              </w:rPr>
-            </w:pPr>
-          </w:p>
-        </w:tc>
-        <w:tc>
-          <w:tcPr>
-            <w:tcW w:w="4961" w:type="dxa"/>
-          </w:tcPr>
-          <w:p>
-            <w:pPr>
-              <w:rPr>
-                <w:rFonts w:ascii="Arial" w:hAnsi="Arial" w:cs="Arial"/>
-              </w:rPr>
-            </w:pPr>
-          </w:p>
-        </w:tc>
-      </w:tr>
-      <w:tr>
-        <w:tc>
-          <w:tcPr>
-            <w:tcW w:w="1101" w:type="dxa"/>
-          </w:tcPr>
-          <w:p>
-            <w:pPr>
-              <w:rPr>
-                <w:rFonts w:ascii="Arial" w:hAnsi="Arial" w:cs="Arial"/>
-              </w:rPr>
-            </w:pPr>
-          </w:p>
-        </w:tc>
-        <w:tc>
-          <w:tcPr>
-            <w:tcW w:w="1132" w:type="dxa"/>
-          </w:tcPr>
-          <w:p>
-            <w:pPr>
-              <w:rPr>
-                <w:rFonts w:ascii="Arial" w:hAnsi="Arial" w:cs="Arial"/>
-              </w:rPr>
-            </w:pPr>
-          </w:p>
-        </w:tc>
-        <w:tc>
-          <w:tcPr>
-            <w:tcW w:w="3971" w:type="dxa"/>
-          </w:tcPr>
-          <w:p>
-            <w:pPr>
-              <w:rPr>
-                <w:rFonts w:ascii="Arial" w:hAnsi="Arial" w:cs="Arial"/>
-              </w:rPr>
-            </w:pPr>
-          </w:p>
-          <w:p>
-            <w:pPr>
-              <w:rPr>
-                <w:rFonts w:ascii="Arial" w:hAnsi="Arial" w:cs="Arial"/>
-              </w:rPr>
-            </w:pPr>
-          </w:p>
-        </w:tc>
-        <w:tc>
-          <w:tcPr>
-            <w:tcW w:w="1417" w:type="dxa"/>
-          </w:tcPr>
-          <w:p>
-            <w:pPr>
-              <w:rPr>
-                <w:rFonts w:ascii="Arial" w:hAnsi="Arial" w:cs="Arial"/>
-              </w:rPr>
-            </w:pPr>
-          </w:p>
-        </w:tc>
-        <w:tc>
-          <w:tcPr>
-            <w:tcW w:w="1418" w:type="dxa"/>
-          </w:tcPr>
-          <w:p>
-            <w:pPr>
-              <w:rPr>
-                <w:rFonts w:ascii="Arial" w:hAnsi="Arial" w:cs="Arial"/>
-              </w:rPr>
-            </w:pPr>
-          </w:p>
-        </w:tc>
-        <w:tc>
-          <w:tcPr>
-            <w:tcW w:w="4961" w:type="dxa"/>
-          </w:tcPr>
-          <w:p>
-            <w:pPr>
-              <w:rPr>
-                <w:rFonts w:ascii="Arial" w:hAnsi="Arial" w:cs="Arial"/>
-              </w:rPr>
-            </w:pPr>
-          </w:p>
-        </w:tc>
-      </w:tr>
-      <w:tr>
-        <w:tc>
-          <w:tcPr>
-            <w:tcW w:w="1101" w:type="dxa"/>
-          </w:tcPr>
-          <w:p>
-            <w:pPr>
-              <w:rPr>
-                <w:rFonts w:ascii="Arial" w:hAnsi="Arial" w:cs="Arial"/>
-              </w:rPr>
-            </w:pPr>
-          </w:p>
-        </w:tc>
-        <w:tc>
-          <w:tcPr>
-            <w:tcW w:w="1132" w:type="dxa"/>
-          </w:tcPr>
-          <w:p>
-            <w:pPr>
-              <w:rPr>
-                <w:rFonts w:ascii="Arial" w:hAnsi="Arial" w:cs="Arial"/>
-              </w:rPr>
-            </w:pPr>
-          </w:p>
-        </w:tc>
-        <w:tc>
-          <w:tcPr>
-            <w:tcW w:w="3971" w:type="dxa"/>
-          </w:tcPr>
-          <w:p>
-            <w:pPr>
-              <w:rPr>
-                <w:rFonts w:ascii="Arial" w:hAnsi="Arial" w:cs="Arial"/>
-              </w:rPr>
-            </w:pPr>
-          </w:p>
-          <w:p>
-            <w:pPr>
-              <w:rPr>
-                <w:rFonts w:ascii="Arial" w:hAnsi="Arial" w:cs="Arial"/>
-              </w:rPr>
-            </w:pPr>
-          </w:p>
-        </w:tc>
-        <w:tc>
-          <w:tcPr>
-            <w:tcW w:w="1417" w:type="dxa"/>
-          </w:tcPr>
-          <w:p>
-            <w:pPr>
-              <w:rPr>
-                <w:rFonts w:ascii="Arial" w:hAnsi="Arial" w:cs="Arial"/>
-              </w:rPr>
-            </w:pPr>
-          </w:p>
-        </w:tc>
-        <w:tc>
-          <w:tcPr>
-            <w:tcW w:w="1418" w:type="dxa"/>
-          </w:tcPr>
-          <w:p>
-            <w:pPr>
-              <w:rPr>
-                <w:rFonts w:ascii="Arial" w:hAnsi="Arial" w:cs="Arial"/>
-              </w:rPr>
-            </w:pPr>
-          </w:p>
-        </w:tc>
-        <w:tc>
-          <w:tcPr>
-            <w:tcW w:w="4961" w:type="dxa"/>
-          </w:tcPr>
-          <w:p>
-            <w:pPr>
-              <w:rPr>
-                <w:rFonts w:ascii="Arial" w:hAnsi="Arial" w:cs="Arial"/>
-              </w:rPr>
-            </w:pPr>
-          </w:p>
-        </w:tc>
-      </w:tr>
-      <w:tr>
-        <w:trPr>
-          <w:trHeight w:val="415"/>
-        </w:trPr>
-        <w:tc>
-          <w:tcPr>
-            <w:tcW w:w="1101" w:type="dxa"/>
-          </w:tcPr>
-          <w:p/>
-        </w:tc>
-        <w:tc>
-          <w:tcPr>
-            <w:tcW w:w="1132" w:type="dxa"/>
-          </w:tcPr>
-          <w:p/>
-        </w:tc>
-        <w:tc>
-          <w:tcPr>
-            <w:tcW w:w="3971" w:type="dxa"/>
-          </w:tcPr>
-          <w:p/>
-        </w:tc>
-        <w:tc>
-          <w:tcPr>
-            <w:tcW w:w="1417" w:type="dxa"/>
-          </w:tcPr>
-          <w:p/>
-        </w:tc>
-        <w:tc>
-          <w:tcPr>
-            <w:tcW w:w="1418" w:type="dxa"/>
-          </w:tcPr>
-          <w:p/>
-        </w:tc>
-        <w:tc>
-          <w:tcPr>
-            <w:tcW w:w="4961" w:type="dxa"/>
-          </w:tcPr>
-          <w:p/>
-        </w:tc>
-      </w:tr>
-      <w:tr>
-        <w:trPr>
-          <w:trHeight w:val="373"/>
-        </w:trPr>
-        <w:tc>
-          <w:tcPr>
-            <w:tcW w:w="1101" w:type="dxa"/>
-          </w:tcPr>
-          <w:p/>
-        </w:tc>
-        <w:tc>
-          <w:tcPr>
-            <w:tcW w:w="1132" w:type="dxa"/>
-          </w:tcPr>
-          <w:p/>
-        </w:tc>
-        <w:tc>
-          <w:tcPr>
-            <w:tcW w:w="3971" w:type="dxa"/>
-          </w:tcPr>
-          <w:p/>
-        </w:tc>
-        <w:tc>
-          <w:tcPr>
-            <w:tcW w:w="1417" w:type="dxa"/>
-          </w:tcPr>
-          <w:p/>
-        </w:tc>
-        <w:tc>
-          <w:tcPr>
-            <w:tcW w:w="1418" w:type="dxa"/>
-          </w:tcPr>
-          <w:p/>
-        </w:tc>
-        <w:tc>
-          <w:tcPr>
-            <w:tcW w:w="4961" w:type="dxa"/>
-          </w:tcPr>
-          <w:p/>
-        </w:tc>
-      </w:tr>
-    </w:tbl>
-    <w:p>
-      <w:pPr>
-        <w:pStyle w:val="Default"/>
-        <w:spacing w:before="240"/>
-        <w:rPr>
-          <w:rFonts w:ascii="Arial" w:hAnsi="Arial" w:cs="Arial"/>
-          <w:bCs/>
-          <w:sz w:val="22"/>
-          <w:szCs w:val="22"/>
-        </w:rPr>
-      </w:pPr>
-      <w:r>
-        <w:rPr>
-          <w:rFonts w:ascii="Arial" w:hAnsi="Arial" w:cs="Arial"/>
-          <w:bCs/>
-          <w:sz w:val="22"/>
-          <w:szCs w:val="22"/>
-        </w:rPr>
-        <w:t>Firma</w:t>
-      </w:r>
-      <w:r>
-        <w:rPr>
-          <w:rFonts w:ascii="Arial" w:hAnsi="Arial" w:cs="Arial"/>
-          <w:bCs/>
-          <w:sz w:val="22"/>
-          <w:szCs w:val="22"/>
-        </w:rPr>
-        <w:t>_____________________</w:t>
-      </w:r>
-      <w:r>
-        <w:rPr>
-          <w:rFonts w:ascii="Arial" w:hAnsi="Arial" w:cs="Arial"/>
-          <w:bCs/>
-          <w:sz w:val="22"/>
-          <w:szCs w:val="22"/>
-        </w:rPr>
-        <w:t>_______________________________________________</w:t>
-      </w:r>
-    </w:p>
-    <w:p>
-      <w:pPr>
-        <w:pStyle w:val="Default"/>
-        <w:spacing w:before="240"/>
-        <w:rPr>
-          <w:rFonts w:ascii="Arial" w:hAnsi="Arial" w:cs="Arial"/>
-          <w:bCs/>
-          <w:sz w:val="22"/>
-          <w:szCs w:val="22"/>
-        </w:rPr>
-      </w:pPr>
-      <w:r>
-        <w:rPr>
-          <w:rFonts w:ascii="Arial" w:hAnsi="Arial" w:cs="Arial"/>
-          <w:bCs/>
-          <w:sz w:val="22"/>
-          <w:szCs w:val="22"/>
-        </w:rPr>
-        <w:t>Sello</w:t>
-      </w:r>
-    </w:p>
-    <w:p>
-      <w:pPr>
-        <w:pStyle w:val="Default"/>
-        <w:jc w:val="center"/>
-        <w:rPr>
-          <w:rFonts w:ascii="Arial" w:hAnsi="Arial" w:cs="Arial"/>
-          <w:bCs/>
-          <w:color w:val="FF0000"/>
-          <w:sz w:val="20"/>
-          <w:szCs w:val="22"/>
-        </w:rPr>
-      </w:pPr>
-      <w:r>
-        <w:rPr>
-          <w:rFonts w:ascii="Arial" w:hAnsi="Arial" w:cs="Arial"/>
-          <w:bCs/>
-          <w:color w:val="FF0000"/>
-          <w:sz w:val="20"/>
-          <w:szCs w:val="22"/>
-        </w:rPr>
-        <w:t>(Persona o personas autorizadas a firmar en nombre del Oferente)</w:t>
-      </w:r>
-    </w:p>
-    <w:sectPr>
-      <w:footerReference w:type="default" r:id="rId9"/>
-      <w:pgSz w:w="16838" w:h="11906" w:orient="landscape" w:code="9"/>
-      <w:pgMar w:top="1440" w:right="1440" w:bottom="1440" w:left="1440" w:header="708" w:footer="708" w:gutter="0"/>
-      <w:cols w:space="708"/>
-      <w:docGrid w:linePitch="360"/>
-    </w:sectPr>
-    <w:tbl>
-      <w:tblPr>
-        <w:tblW w:w="0" w:type="auto"/>
-        <w:tblBorders>
-          <w:top w:val="none" w:sz="0" w:space="0" w:color="auto"/>
-          <w:left w:val="none" w:sz="0" w:space="0" w:color="auto"/>
-          <w:bottom w:val="none" w:sz="0" w:space="0" w:color="auto"/>
-          <w:right w:val="none" w:sz="0" w:space="0" w:color="auto"/>
-          <w:insideH w:val="none" w:sz="0" w:space="0" w:color="auto"/>
-          <w:insideV w:val="none" w:sz="0" w:space="0" w:color="auto"/>
-        </w:tblBorders>
-        <w:jc w:val="center"/>
-      </w:tblPr>
-      <w:tr>
-        <w:tc>
-          <w:tcPr>
-            <w:tcW w:w="4800" w:type="dxa"/>
-            <w:vAlign w:val="bottom"/>
-          </w:tcPr>
-          <w:p>
-            <w:pPr>
-              <w:jc w:val="center"/>
-            </w:pPr>
-            <w:r>
-              <w:t>${img_firma}</w:t>
-            </w:r>
-          </w:p>
-        </w:tc>
-        <w:tc>
-          <w:tcPr>
-            <w:tcW w:w="4800" w:type="dxa"/>
-            <w:vAlign w:val="bottom"/>
-          </w:tcPr>
-          <w:p>
-            <w:pPr>
-              <w:jc w:val="center"/>
-            </w:pPr>
-            <w:r>
-              <w:t>${img_sello}</w:t>
-            </w:r>
-          </w:p>
-        </w:tc>
-      </w:tr>
-    </w:tbl>
-  </w:body>
-</w:document>
+<file path=word/document.xml><?xml version="1.0" encoding="UTF-8" standalone="yes"?>
+<w:document xmlns:wpc="http://schemas.microsoft.com/office/word/2010/wordprocessingCanvas" xmlns:cx="http://schemas.microsoft.com/office/drawing/2014/chartex" xmlns:cx1="http://schemas.microsoft.com/office/drawing/2015/9/8/chartex" xmlns:mc="http://schemas.openxmlformats.org/markup-compatibility/2006" xmlns:o="urn:schemas-microsoft-com:office:office" xmlns:r="http://schemas.openxmlformats.org/officeDocument/2006/relationships" xmlns:m="http://schemas.openxmlformats.org/officeDocument/2006/math" xmlns:v="urn:schemas-microsoft-com:vml" xmlns:wp14="http://schemas.microsoft.com/office/word/2010/wordprocessingDrawing" xmlns:wp="http://schemas.openxmlformats.org/drawingml/2006/wordprocessingDrawing" xmlns:w10="urn:schemas-microsoft-com:office:word" xmlns:w="http://schemas.openxmlformats.org/wordprocessingml/2006/main" xmlns:w14="http://schemas.microsoft.com/office/word/2010/wordml" xmlns:w15="http://schemas.microsoft.com/office/word/2012/wordml" xmlns:w16se="http://schemas.microsoft.com/office/word/2015/wordml/symex" xmlns:wpg="http://schemas.microsoft.com/office/word/2010/wordprocessingGroup" xmlns:wpi="http://schemas.microsoft.com/office/word/2010/wordprocessingInk" xmlns:wne="http://schemas.microsoft.com/office/word/2006/wordml" xmlns:wps="http://schemas.microsoft.com/office/word/2010/wordprocessingShape" mc:Ignorable="w14 w15 w16se wp14"><w:body><w:p><w:bookmarkStart w:id="0" w:name="_GoBack"/><w:r><w:rPr><w:noProof/><w:lang w:val="es-DO" w:eastAsia="es-DO"/></w:rPr><w:drawing><wp:anchor distT="0" distB="0" distL="114300" distR="114300" simplePos="0" relativeHeight="251658752" behindDoc="0" locked="0" layoutInCell="1" allowOverlap="1"><wp:simplePos x="0" y="0"/><wp:positionH relativeFrom="margin"><wp:posOffset>4101465</wp:posOffset></wp:positionH><wp:positionV relativeFrom="margin"><wp:posOffset>-659130</wp:posOffset></wp:positionV><wp:extent cx="882000" cy="878400"/><wp:effectExtent l="0" t="0" r="0" b="0"/><wp:wrapSquare wrapText="bothSides"/><wp:docPr id="3" name="Imagen 3" descr="C:\Users\emontesdeoca\Desktop\Escudo Nacional 2018.png"/><wp:cNvGraphicFramePr><a:graphicFrameLocks xmlns:a="http://schemas.openxmlformats.org/drawingml/2006/main" noChangeAspect="1"/></wp:cNvGraphicFramePr><a:graphic xmlns:a="http://schemas.openxmlformats.org/drawingml/2006/main"><a:graphicData uri="http://schemas.openxmlformats.org/drawingml/2006/picture"><pic:pic xmlns:pic="http://schemas.openxmlformats.org/drawingml/2006/picture"><pic:nvPicPr><pic:cNvPr id="0" name="Picture 1" descr="C:\Users\emontesdeoca\Desktop\Escudo Nacional 2018.png"/><pic:cNvPicPr><a:picLocks noChangeAspect="1" noChangeArrowheads="1"/></pic:cNvPicPr></pic:nvPicPr><pic:blipFill><a:blip r:embed="rId7" cstate="print"><a:extLst><a:ext uri="{28A0092B-C50C-407E-A947-70E740481C1C}"><a14:useLocalDpi xmlns:a14="http://schemas.microsoft.com/office/drawing/2010/main" val="0"/></a:ext></a:extLst></a:blip><a:srcRect/><a:stretch><a:fillRect/></a:stretch></pic:blipFill><pic:spPr bwMode="auto"><a:xfrm><a:off x="0" y="0"/><a:ext cx="882000" cy="878400"/></a:xfrm><a:prstGeom prst="rect"><a:avLst/></a:prstGeom><a:noFill/><a:ln><a:noFill/></a:ln></pic:spPr></pic:pic></a:graphicData></a:graphic><wp14:sizeRelH relativeFrom="margin"><wp14:pctWidth>0</wp14:pctWidth></wp14:sizeRelH><wp14:sizeRelV relativeFrom="margin"><wp14:pctHeight>0</wp14:pctHeight></wp14:sizeRelV></wp:anchor></w:drawing></w:r><w:bookmarkEnd w:id="0"/><w:r><w:rPr><w:noProof/><w:lang w:val="es-DO" w:eastAsia="es-DO"/></w:rPr><w:pict><v:shapetype id="_x0000_t202" coordsize="21600,21600" o:spt="202" path="m,l,21600r21600,l21600,xe"><v:stroke joinstyle="miter"/><v:path gradientshapeok="t" o:connecttype="rect"/></v:shapetype><v:shape id="Text Box 2" o:spid="_x0000_s1031" type="#_x0000_t202" style="position:absolute;margin-left:-24.75pt;margin-top:-37.2pt;width:81pt;height:84.9pt;z-index:251661312;visibility:visible;mso-wrap-style:square;mso-width-percent:0;mso-height-percent:0;mso-wrap-distance-left:9pt;mso-wrap-distance-top:0;mso-wrap-distance-right:9pt;mso-wrap-distance-bottom:0;mso-position-horizontal-relative:text;mso-position-vertical-relative:text;mso-width-percent:0;mso-height-percent:0;mso-width-relative:margin;mso-height-relative:margin;v-text-anchor:top" o:gfxdata="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" filled="f" stroked="f"><v:textbox><w:txbxContent><w:sdt><w:sdtPr><w:rPr><w:lang w:val="en-US"/></w:rPr><w:alias w:val="Logo de la dependencia gubernamental"/><w:tag w:val="Logo de la dependencia gubernamental"/><w:id w:val="13417745"/><w:showingPlcHdr/><w:picture/></w:sdtPr><w:sdtEndPr/><w:sdtContent><w:p><w:pPr><w:rPr><w:lang w:val="en-US"/></w:rPr></w:pPr><w:r><w:rPr><w:noProof/><w:lang w:val="es-DO" w:eastAsia="es-DO"/></w:rPr><w:drawing><wp:inline distT="0" distB="0" distL="0" distR="0"><wp:extent cx="800100" cy="800100"/><wp:effectExtent l="19050" t="0" r="0" b="0"/><wp:docPr id="2" name="Picture 1"/><wp:cNvGraphicFramePr><a:graphicFrameLocks xmlns:a="http://schemas.openxmlformats.org/drawingml/2006/main" noChangeAspect="1"/></wp:cNvGraphicFramePr><a:graphic xmlns:a="http://schemas.openxmlformats.org/drawingml/2006/main"><a:graphicData uri="http://schemas.openxmlformats.org/drawingml/2006/picture"><pic:pic xmlns:pic="http://schemas.openxmlformats.org/drawingml/2006/picture"><pic:nvPicPr><pic:cNvPr id="0" name="Picture 1"/><pic:cNvPicPr><a:picLocks noChangeAspect="1" noChangeArrowheads="1"/></pic:cNvPicPr></pic:nvPicPr><pic:blipFill><a:blip r:embed="rId8"/><a:srcRect/><a:stretch><a:fillRect/></a:stretch></pic:blipFill><pic:spPr bwMode="auto"><a:xfrm><a:off x="0" y="0"/><a:ext cx="799693" cy="799693"/></a:xfrm><a:prstGeom prst="rect"><a:avLst/></a:prstGeom><a:noFill/><a:ln w="9525"><a:noFill/><a:miter lim="800000"/><a:headEnd/><a:tailEnd/></a:ln></pic:spPr></pic:pic></a:graphicData></a:graphic></wp:inline></w:drawing></w:r></w:p></w:sdtContent></w:sdt></w:txbxContent></v:textbox></v:shape></w:pict></w:r><w:r><w:rPr><w:noProof/><w:lang w:val="es-DO" w:eastAsia="es-DO"/></w:rPr><w:pict><v:group id="Group 21" o:spid="_x0000_s1026" style="position:absolute;margin-left:555.4pt;margin-top:-46.85pt;width:153.5pt;height:63.2pt;z-index:251697152;mso-position-horizontal-relative:text;mso-position-vertical-relative:text" coordorigin="12866,523" coordsize="2544,1104" o:gfxdata="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"><v:rect id="Rectangle 22" o:spid="_x0000_s1027" style="position:absolute;left:12866;top:523;width:2544;height:1104;visibility:visible;mso-wrap-style:square;v-text-anchor:top" o:gfxdata="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" filled="f"/><v:group id="Group 23" o:spid="_x0000_s1028" style="position:absolute;left:12940;top:561;width:2413;height:968" coordorigin="9151,720" coordsize="2009,900" o:gfxdata="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"><v:shape id="Text Box 24" o:spid="_x0000_s1029" type="#_x0000_t202" style="position:absolute;left:9151;top:1077;width:2009;height:543;visibility:visible;mso-wrap-style:square;v-text-anchor:top" o:gfxdata="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" fillcolor="white [3212]" strokecolor="white [3212]" strokeweight="2.25pt"><v:textbox inset=",0"><w:txbxContent><w:sdt><w:sdtPr><w:rPr><w:rStyle w:val="Style2"/></w:rPr><w:alias w:val="No. del Expediente de Compras "/><w:tag w:val="No. del Expediente de Compras "/><w:id w:val="5755464"/><w:showingPlcHdr/></w:sdtPr><w:sdtEndPr><w:rPr><w:rStyle w:val="Style2"/></w:rPr></w:sdtEndPr><w:sdtContent><w:p><w:pPr><w:jc w:val="center"/></w:pPr><w:r><w:rPr><w:rStyle w:val="Textodelmarcadordeposicin"/></w:rPr><w:t>${proceso_codigo}</w:t></w:r></w:p></w:sdtContent></w:sdt></w:txbxContent></v:textbox></v:shape><v:shape id="Text Box 25" o:spid="_x0000_s1030" type="#_x0000_t202" style="position:absolute;left:9151;top:720;width:2009;height:360;visibility:visible;mso-wrap-style:square;v-text-anchor:top" o:gfxdata="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" fillcolor="black [3213]" strokecolor="white [3212]" strokeweight="3pt"><v:textbox><w:txbxContent><w:p><w:pPr><w:jc w:val="center"/><w:rPr><w:rFonts w:ascii="Franklin Gothic Medium Cond" w:hAnsi="Franklin Gothic Medium Cond"/><w:b/><w:color w:val="FFFFFF" w:themeColor="background1"/><w:lang w:val="en-US"/></w:rPr></w:pPr><w:r><w:rPr><w:rFonts w:ascii="Franklin Gothic Medium Cond" w:hAnsi="Franklin Gothic Medium Cond"/><w:b/><w:color w:val="FFFFFF" w:themeColor="background1"/></w:rPr><w:t>No. EXPEDIENTE</w:t></w:r></w:p></w:txbxContent></v:textbox></v:shape></v:group></v:group></w:pict></w:r><w:r><w:rPr><w:noProof/><w:lang w:val="es-DO" w:eastAsia="es-DO"/></w:rPr><w:pict><v:shape id="Text Box 20" o:spid="_x0000_s1032" type="#_x0000_t202" style="position:absolute;margin-left:-14.1pt;margin-top:-47.2pt;width:74.65pt;height:24.05pt;z-index:251696128;visibility:visible;mso-wrap-style:square;mso-width-percent:0;mso-height-percent:0;mso-wrap-distance-left:9pt;mso-wrap-distance-top:0;mso-wrap-distance-right:9pt;mso-wrap-distance-bottom:0;mso-position-horizontal:absolute;mso-position-horizontal-relative:text;mso-position-vertical:absolute;mso-position-vertical-relative:text;mso-width-percent:0;mso-height-percent:0;mso-width-relative:margin;mso-height-relative:margin;v-text-anchor:top" o:gfxdata="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" filled="f" stroked="f"><v:textbox inset="0,0,0,0"><w:txbxContent><w:p><w:pPr><w:rPr><w:rFonts w:ascii="Arial Narrow" w:hAnsi="Arial Narrow"/><w:b/><w:caps/><w:color w:val="C00000"/><w:spacing w:val="-8"/><w:sz w:val="22"/><w:szCs w:val="12"/></w:rPr></w:pPr><w:r><w:rPr><w:rStyle w:val="Style15"/><w:rFonts w:cstheme="minorBidi"/><w:b/><w:color w:val="C00000"/><w:sz w:val="22"/></w:rPr><w:t>SNCC.F.05</w:t></w:r><w:r><w:rPr><w:rStyle w:val="Style15"/><w:rFonts w:cstheme="minorBidi"/><w:b/><w:color w:val="C00000"/><w:sz w:val="22"/></w:rPr><w:t>6</w:t></w:r></w:p></w:txbxContent></v:textbox></v:shape></w:pict></w:r></w:p><w:p><w:pPr><w:rPr><w:lang w:val="es-ES_tradnl"/></w:rPr></w:pPr><w:r><w:rPr><w:rFonts w:ascii="Arial Bold" w:hAnsi="Arial Bold"/><w:b/><w:caps/><w:noProof/><w:color w:val="FF0000"/><w:sz w:val="28"/><w:lang w:val="es-DO" w:eastAsia="es-DO"/></w:rPr><w:t xml:space="preserve">&lt;w:p&gt;&lt;w:pPr&gt;&lt;w:rPr&gt;&lt;w:lang w:val="es-ES_tradnl"/&gt;&lt;/w:rPr&gt;&lt;/w:pPr&gt;&lt;w:sdt&gt;&lt;w:sdtPr&gt;&lt;w:rPr&gt;&lt;w:rStyle w:val="Style6"/&gt;&lt;w:sz w:val="24"/&gt;&lt;w:szCs w:val="24"/&gt;&lt;/w:rPr&gt;&lt;w:alias w:val="Nombre de la Institución"/&gt;&lt;w:tag w:val="Nombre de la Institución"/&gt;&lt;w:id w:val="8389551"/&gt;&lt;/w:sdtPr&gt;&lt;w:sdtEndPr&gt;&lt;w:rPr&gt;&lt;w:rStyle w:val="Style6"/&gt;&lt;/w:rPr&gt;&lt;/w:sdtEndPr&gt;&lt;w:sdtContent&gt;&lt;w:r&gt;&lt;w:rPr&gt;&lt;w:rStyle w:val="Style6"/&gt;&lt;w:sz w:val="24"/&gt;&lt;w:szCs w:val="24"/&gt;&lt;/w:rPr&gt;&lt;w:t&gt;${entidad_nombre}</w:t></w:r></w:p></w:txbxContent></v:textbox></v:shape></w:pict></w:r><w:r><w:rPr><w:noProof/><w:lang w:val="es-DO" w:eastAsia="es-DO"/></w:rPr><w:pict><v:shape id="Text Box 12" o:spid="_x0000_s1034" type="#_x0000_t202" style="position:absolute;margin-left:598.85pt;margin-top:9.15pt;width:112.45pt;height:21.9pt;z-index:251685888;visibility:visible;mso-wrap-style:square;mso-width-percent:0;mso-height-percent:0;mso-wrap-distance-left:9pt;mso-wrap-distance-top:0;mso-wrap-distance-right:9pt;mso-wrap-distance-bottom:0;mso-position-horizontal:absolute;mso-position-horizontal-relative:text;mso-position-vertical:absolute;mso-position-vertical-relative:text;mso-width-percent:0;mso-height-percent:0;mso-width-relative:margin;mso-height-relative:margin;v-text-anchor:top" o:gfxdata="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" filled="f" stroked="f"><v:textbox><w:txbxContent><w:p><w:sdt><w:sdtPr><w:rPr><w:rStyle w:val="Style5"/></w:rPr><w:alias w:val="Fecha de emisión del documento"/><w:tag w:val="Fecha de emisión del documento"/><w:id w:val="13417894"/><w:date><w:dateFormat w:val="dd' de 'MMMM' de 'yyyy"/><w:lid w:val="es-DO"/><w:storeMappedDataAs w:val="dateTime"/><w:calendar w:val="gregorian"/></w:date></w:sdtPr><w:sdtEndPr><w:rPr><w:rStyle w:val="Style5"/></w:rPr></w:sdtEndPr><w:sdtContent><w:r><w:rPr><w:rStyle w:val="Style5"/></w:rPr><w:t xml:space="preserve">${fecha} </w:t></w:r></w:sdtContent></w:sdt></w:p></w:txbxContent></v:textbox></v:shape></w:pict></w:r></w:p><w:p><w:r><w:rPr><w:noProof/><w:color w:val="FF0000"/><w:lang w:val="es-DO" w:eastAsia="es-DO"/></w:rPr><w:pict><v:shape id="Text Box 18" o:spid="_x0000_s1035" type="#_x0000_t202" style="position:absolute;margin-left:227.45pt;margin-top:19.95pt;width:267.5pt;height:34.25pt;z-index:251695104;visibility:visible;mso-wrap-style:square;mso-width-percent:0;mso-height-percent:0;mso-wrap-distance-left:9pt;mso-wrap-distance-top:0;mso-wrap-distance-right:9pt;mso-wrap-distance-bottom:0;mso-position-horizontal:absolute;mso-position-horizontal-relative:text;mso-position-vertical:absolute;mso-position-vertical-relative:text;mso-width-percent:0;mso-height-percent:0;mso-width-relative:margin;mso-height-relative:margin;v-text-anchor:top" o:gfxdata="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" stroked="f"><v:textbox><w:txbxContent><w:p><w:pPr><w:jc w:val="center"/><w:rPr><w:rFonts w:asciiTheme="minorHAnsi" w:hAnsiTheme="minorHAnsi"/><w:lang w:val="es-ES_tradnl"/></w:rPr></w:pPr><w:r><w:rPr><w:rStyle w:val="Style7"/></w:rPr><w:t>formulario de entrega de muestras</w:t></w:r></w:p></w:txbxContent></v:textbox></v:shape></w:pict></w:r><w:r><w:rPr><w:noProof/><w:sz w:val="24"/><w:szCs w:val="24"/><w:lang w:val="es-DO" w:eastAsia="es-DO"/></w:rPr><w:pict><v:shape id="Text Box 13" o:spid="_x0000_s1036" type="#_x0000_t202" style="position:absolute;margin-left:618.7pt;margin-top:15.45pt;width:89pt;height:19.85pt;z-index:251686912;visibility:visible;mso-wrap-style:square;mso-width-percent:0;mso-height-percent:0;mso-wrap-distance-left:9pt;mso-wrap-distance-top:0;mso-wrap-distance-right:9pt;mso-wrap-distance-bottom:0;mso-position-horizontal:absolute;mso-position-horizontal-relative:text;mso-position-vertical:absolute;mso-position-vertical-relative:text;mso-width-percent:0;mso-height-percent:0;mso-width-relative:margin;mso-height-relative:margin;v-text-anchor:top" o:gfxdata="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" filled="f" stroked="f"><v:textbox><w:txbxContent><w:p><w:pPr><w:rPr><w:sz w:val="22"/><w:szCs w:val="22"/></w:rPr></w:pPr><w:r><w:rPr><w:sz w:val="22"/><w:szCs w:val="22"/></w:rPr><w:t xml:space="preserve">Página </w:t></w:r><w:r><w:rPr><w:b/><w:sz w:val="22"/><w:szCs w:val="22"/></w:rPr><w:fldChar w:fldCharType="begin"/></w:r><w:r><w:rPr><w:b/><w:sz w:val="22"/><w:szCs w:val="22"/></w:rPr><w:instrText xml:space="preserve"> PAGE   \* MERGEFORMAT </w:instrText></w:r><w:r><w:rPr><w:b/><w:sz w:val="22"/><w:szCs w:val="22"/></w:rPr><w:fldChar w:fldCharType="separate"/></w:r><w:r><w:rPr><w:b/><w:noProof/><w:sz w:val="22"/><w:szCs w:val="22"/></w:rPr><w:t>1</w:t></w:r><w:r><w:rPr><w:b/><w:sz w:val="22"/><w:szCs w:val="22"/></w:rPr><w:fldChar w:fldCharType="end"/></w:r><w:r><w:rPr><w:sz w:val="22"/><w:szCs w:val="22"/></w:rPr><w:t xml:space="preserve"> de </w:t></w:r><w:r><w:fldChar w:fldCharType="begin"/></w:r><w:r><w:instrText xml:space="preserve"> NUMPAGES   \* MERGEFORMAT </w:instrText></w:r><w:r><w:fldChar w:fldCharType="separate"/></w:r><w:r><w:rPr><w:b/><w:noProof/><w:sz w:val="22"/><w:szCs w:val="22"/></w:rPr><w:t>1</w:t></w:r><w:r><w:rPr><w:b/><w:noProof/><w:sz w:val="22"/><w:szCs w:val="22"/></w:rPr><w:fldChar w:fldCharType="end"/></w:r></w:p></w:txbxContent></v:textbox></v:shape></w:pict></w:r></w:p><w:p><w:pPr><w:tabs><w:tab w:val="left" w:pos="6267"/></w:tabs><w:spacing w:after="0" w:line="240" w:lineRule="auto"/><w:jc w:val="center"/></w:pPr></w:p><w:p><w:pPr><w:tabs><w:tab w:val="left" w:pos="6267"/></w:tabs><w:jc w:val="center"/><w:rPr><w:sz w:val="16"/><w:szCs w:val="24"/></w:rPr></w:pPr></w:p><w:p><w:pPr><w:pStyle w:val="Default"/><w:spacing w:line="276" w:lineRule="auto"/><w:jc w:val="both"/><w:rPr><w:rFonts w:ascii="Arial" w:hAnsi="Arial" w:cs="Arial"/><w:b/><w:bCs/><w:color w:val="FF6600"/><w:sz w:val="22"/><w:szCs w:val="22"/></w:rPr></w:pPr></w:p><w:p><w:pPr><w:pStyle w:val="Default"/><w:rPr><w:rFonts w:ascii="Arial" w:hAnsi="Arial" w:cs="Arial"/><w:b/><w:sz w:val="22"/><w:szCs w:val="22"/></w:rPr></w:pPr><w:r><w:rPr><w:rFonts w:ascii="Arial" w:hAnsi="Arial" w:cs="Arial"/><w:b/><w:sz w:val="22"/><w:szCs w:val="22"/></w:rPr><w:t>Nombre del Oferente:</w:t></w:r><w:r><w:rPr><w:rFonts w:ascii="Arial" w:hAnsi="Arial" w:cs="Arial"/><w:b/><w:sz w:val="22"/><w:szCs w:val="22"/></w:rPr><w:t xml:space="preserve"> _________________________________</w:t></w:r><w:r><w:rPr><w:rFonts w:ascii="Arial" w:hAnsi="Arial" w:cs="Arial"/><w:b/><w:sz w:val="22"/><w:szCs w:val="22"/></w:rPr><w:t>________________________________________</w:t></w:r><w:r><w:rPr><w:rFonts w:ascii="Arial" w:hAnsi="Arial" w:cs="Arial"/><w:b/><w:sz w:val="22"/><w:szCs w:val="22"/></w:rPr><w:t>_____________________</w:t></w:r></w:p><w:p><w:pPr><w:pStyle w:val="Default"/><w:spacing w:line="276" w:lineRule="auto"/><w:jc w:val="both"/><w:rPr><w:rFonts w:ascii="Arial" w:hAnsi="Arial" w:cs="Arial"/><w:color w:val="FF0000"/><w:sz w:val="22"/><w:szCs w:val="22"/><w:lang w:val="es-ES_tradnl"/></w:rPr></w:pPr></w:p><w:tbl><w:tblPr><w:tblStyle w:val="Tablaconcuadrcula"/><w:tblW w:w="14000" w:type="dxa"/><w:tblLayout w:type="fixed"/><w:tblLook w:val="01E0" w:firstRow="1" w:lastRow="1" w:firstColumn="1" w:lastColumn="1" w:noHBand="0" w:noVBand="0"/></w:tblPr><w:tblGrid><w:gridCol w:w="1101"/><w:gridCol w:w="1132"/><w:gridCol w:w="3971"/><w:gridCol w:w="1417"/><w:gridCol w:w="1418"/><w:gridCol w:w="4961"/></w:tblGrid><w:tr><w:trPr><w:trHeight w:val="482"/></w:trPr><w:tc><w:tcPr><w:tcW w:w="1101" w:type="dxa"/><w:vAlign w:val="center"/></w:tcPr><w:p><w:pPr><w:jc w:val="center"/><w:rPr><w:rFonts w:ascii="Arial" w:hAnsi="Arial" w:cs="Arial"/><w:b/><w:sz w:val="22"/></w:rPr></w:pPr><w:r><w:rPr><w:rFonts w:ascii="Arial" w:hAnsi="Arial" w:cs="Arial"/><w:b/><w:sz w:val="22"/></w:rPr><w:t>Renglón No.</w:t></w:r></w:p></w:tc><w:tc><w:tcPr><w:tcW w:w="1132" w:type="dxa"/><w:vAlign w:val="center"/></w:tcPr><w:p><w:pPr><w:jc w:val="center"/><w:rPr><w:rFonts w:ascii="Arial" w:hAnsi="Arial" w:cs="Arial"/><w:b/><w:sz w:val="22"/></w:rPr></w:pPr><w:r><w:rPr><w:rFonts w:ascii="Arial" w:hAnsi="Arial" w:cs="Arial"/><w:b/><w:sz w:val="22"/></w:rPr><w:t>Código</w:t></w:r></w:p></w:tc><w:tc><w:tcPr><w:tcW w:w="3971" w:type="dxa"/><w:vAlign w:val="center"/></w:tcPr><w:p><w:pPr><w:jc w:val="center"/><w:rPr><w:rFonts w:ascii="Arial" w:hAnsi="Arial" w:cs="Arial"/><w:b/><w:sz w:val="22"/></w:rPr></w:pPr><w:r><w:rPr><w:rFonts w:ascii="Arial" w:hAnsi="Arial" w:cs="Arial"/><w:b/><w:sz w:val="22"/></w:rPr><w:t>Descripción</w:t></w:r></w:p></w:tc><w:tc><w:tcPr><w:tcW w:w="1417" w:type="dxa"/><w:vAlign w:val="center"/></w:tcPr><w:p><w:pPr><w:jc w:val="center"/><w:rPr><w:rFonts w:ascii="Arial" w:hAnsi="Arial" w:cs="Arial"/><w:b/><w:sz w:val="22"/></w:rPr></w:pPr><w:r><w:rPr><w:rFonts w:ascii="Arial" w:hAnsi="Arial" w:cs="Arial"/><w:b/><w:sz w:val="22"/></w:rPr><w:t>Unidad de</w:t></w:r></w:p><w:p><w:pPr><w:ind w:left="72"/><w:jc w:val="center"/><w:rPr><w:rFonts w:ascii="Arial" w:hAnsi="Arial" w:cs="Arial"/><w:b/><w:sz w:val="22"/></w:rPr></w:pPr><w:r><w:rPr><w:rFonts w:ascii="Arial" w:hAnsi="Arial" w:cs="Arial"/><w:b/><w:sz w:val="22"/></w:rPr><w:t>medida</w:t></w:r></w:p></w:tc><w:tc><w:tcPr><w:tcW w:w="1418" w:type="dxa"/><w:vAlign w:val="center"/></w:tcPr><w:p><w:pPr><w:jc w:val="center"/><w:rPr><w:rFonts w:ascii="Arial" w:hAnsi="Arial" w:cs="Arial"/><w:b/><w:sz w:val="22"/></w:rPr></w:pPr><w:r><w:rPr><w:rFonts w:ascii="Arial" w:hAnsi="Arial" w:cs="Arial"/><w:b/><w:sz w:val="22"/></w:rPr><w:t>Muestra Entregada</w:t></w:r><w:r><w:rPr><w:rStyle w:val="Refdenotaalpie"/><w:rFonts w:ascii="Arial" w:hAnsi="Arial" w:cs="Arial"/><w:b/><w:sz w:val="22"/></w:rPr><w:footnoteReference w:id="1"/></w:r></w:p></w:tc><w:tc><w:tcPr><w:tcW w:w="4961" w:type="dxa"/><w:vAlign w:val="center"/></w:tcPr><w:p><w:pPr><w:jc w:val="center"/><w:rPr><w:rFonts w:ascii="Arial" w:hAnsi="Arial" w:cs="Arial"/><w:b/><w:sz w:val="22"/></w:rPr></w:pPr><w:r><w:rPr><w:rFonts w:ascii="Arial" w:hAnsi="Arial" w:cs="Arial"/><w:b/><w:sz w:val="22"/></w:rPr><w:t>Observaciones</w:t></w:r><w:r><w:rPr><w:rStyle w:val="Refdenotaalpie"/><w:rFonts w:ascii="Arial" w:hAnsi="Arial" w:cs="Arial"/><w:b/><w:sz w:val="22"/></w:rPr><w:footnoteReference w:id="2"/></w:r></w:p><w:p><w:pPr><w:jc w:val="center"/><w:rPr><w:rFonts w:ascii="Arial" w:hAnsi="Arial" w:cs="Arial"/><w:b/><w:sz w:val="22"/></w:rPr></w:pPr></w:p></w:tc></w:tr><w:tr><w:tc><w:tcPr><w:tcW w:w="1101" w:type="dxa"/></w:tcPr><w:p><w:pPr><w:rPr><w:rFonts w:ascii="Arial" w:hAnsi="Arial" w:cs="Arial"/></w:rPr></w:pPr></w:p></w:tc><w:tc><w:tcPr><w:tcW w:w="1132" w:type="dxa"/></w:tcPr><w:p><w:pPr><w:rPr><w:rFonts w:ascii="Arial" w:hAnsi="Arial" w:cs="Arial"/></w:rPr></w:pPr></w:p></w:tc><w:tc><w:tcPr><w:tcW w:w="3971" w:type="dxa"/></w:tcPr><w:p><w:pPr><w:rPr><w:rFonts w:ascii="Arial" w:hAnsi="Arial" w:cs="Arial"/></w:rPr></w:pPr></w:p><w:p><w:pPr><w:rPr><w:rFonts w:ascii="Arial" w:hAnsi="Arial" w:cs="Arial"/></w:rPr></w:pPr></w:p></w:tc><w:tc><w:tcPr><w:tcW w:w="1417" w:type="dxa"/></w:tcPr><w:p><w:pPr><w:rPr><w:rFonts w:ascii="Arial" w:hAnsi="Arial" w:cs="Arial"/></w:rPr></w:pPr></w:p></w:tc><w:tc><w:tcPr><w:tcW w:w="1418" w:type="dxa"/></w:tcPr><w:p><w:pPr><w:rPr><w:rFonts w:ascii="Arial" w:hAnsi="Arial" w:cs="Arial"/></w:rPr></w:pPr></w:p></w:tc><w:tc><w:tcPr><w:tcW w:w="4961" w:type="dxa"/></w:tcPr><w:p><w:pPr><w:rPr><w:rFonts w:ascii="Arial" w:hAnsi="Arial" w:cs="Arial"/></w:rPr></w:pPr></w:p></w:tc></w:tr><w:tr><w:tc><w:tcPr><w:tcW w:w="1101" w:type="dxa"/></w:tcPr><w:p><w:pPr><w:rPr><w:rFonts w:ascii="Arial" w:hAnsi="Arial" w:cs="Arial"/></w:rPr></w:pPr></w:p></w:tc><w:tc><w:tcPr><w:tcW w:w="1132" w:type="dxa"/></w:tcPr><w:p><w:pPr><w:rPr><w:rFonts w:ascii="Arial" w:hAnsi="Arial" w:cs="Arial"/></w:rPr></w:pPr></w:p></w:tc><w:tc><w:tcPr><w:tcW w:w="3971" w:type="dxa"/></w:tcPr><w:p><w:pPr><w:rPr><w:rFonts w:ascii="Arial" w:hAnsi="Arial" w:cs="Arial"/></w:rPr></w:pPr></w:p><w:p><w:pPr><w:rPr><w:rFonts w:ascii="Arial" w:hAnsi="Arial" w:cs="Arial"/></w:rPr></w:pPr></w:p></w:tc><w:tc><w:tcPr><w:tcW w:w="1417" w:type="dxa"/></w:tcPr><w:p><w:pPr><w:rPr><w:rFonts w:ascii="Arial" w:hAnsi="Arial" w:cs="Arial"/></w:rPr></w:pPr></w:p></w:tc><w:tc><w:tcPr><w:tcW w:w="1418" w:type="dxa"/></w:tcPr><w:p><w:pPr><w:rPr><w:rFonts w:ascii="Arial" w:hAnsi="Arial" w:cs="Arial"/></w:rPr></w:pPr></w:p></w:tc><w:tc><w:tcPr><w:tcW w:w="4961" w:type="dxa"/></w:tcPr><w:p><w:pPr><w:rPr><w:rFonts w:ascii="Arial" w:hAnsi="Arial" w:cs="Arial"/></w:rPr></w:pPr></w:p></w:tc></w:tr><w:tr><w:tc><w:tcPr><w:tcW w:w="1101" w:type="dxa"/></w:tcPr><w:p><w:pPr><w:rPr><w:rFonts w:ascii="Arial" w:hAnsi="Arial" w:cs="Arial"/></w:rPr></w:pPr></w:p></w:tc><w:tc><w:tcPr><w:tcW w:w="1132" w:type="dxa"/></w:tcPr><w:p><w:pPr><w:rPr><w:rFonts w:ascii="Arial" w:hAnsi="Arial" w:cs="Arial"/></w:rPr></w:pPr></w:p></w:tc><w:tc><w:tcPr><w:tcW w:w="3971" w:type="dxa"/></w:tcPr><w:p><w:pPr><w:rPr><w:rFonts w:ascii="Arial" w:hAnsi="Arial" w:cs="Arial"/></w:rPr></w:pPr></w:p><w:p><w:pPr><w:rPr><w:rFonts w:ascii="Arial" w:hAnsi="Arial" w:cs="Arial"/></w:rPr></w:pPr></w:p></w:tc><w:tc><w:tcPr><w:tcW w:w="1417" w:type="dxa"/></w:tcPr><w:p><w:pPr><w:rPr><w:rFonts w:ascii="Arial" w:hAnsi="Arial" w:cs="Arial"/></w:rPr></w:pPr></w:p></w:tc><w:tc><w:tcPr><w:tcW w:w="1418" w:type="dxa"/></w:tcPr><w:p><w:pPr><w:rPr><w:rFonts w:ascii="Arial" w:hAnsi="Arial" w:cs="Arial"/></w:rPr></w:pPr></w:p></w:tc><w:tc><w:tcPr><w:tcW w:w="4961" w:type="dxa"/></w:tcPr><w:p><w:pPr><w:rPr><w:rFonts w:ascii="Arial" w:hAnsi="Arial" w:cs="Arial"/></w:rPr></w:pPr></w:p></w:tc></w:tr><w:tr><w:tc><w:tcPr><w:tcW w:w="1101" w:type="dxa"/></w:tcPr><w:p><w:pPr><w:rPr><w:rFonts w:ascii="Arial" w:hAnsi="Arial" w:cs="Arial"/></w:rPr></w:pPr></w:p></w:tc><w:tc><w:tcPr><w:tcW w:w="1132" w:type="dxa"/></w:tcPr><w:p><w:pPr><w:rPr><w:rFonts w:ascii="Arial" w:hAnsi="Arial" w:cs="Arial"/></w:rPr></w:pPr></w:p></w:tc><w:tc><w:tcPr><w:tcW w:w="3971" w:type="dxa"/></w:tcPr><w:p><w:pPr><w:rPr><w:rFonts w:ascii="Arial" w:hAnsi="Arial" w:cs="Arial"/></w:rPr></w:pPr></w:p><w:p><w:pPr><w:rPr><w:rFonts w:ascii="Arial" w:hAnsi="Arial" w:cs="Arial"/></w:rPr></w:pPr></w:p></w:tc><w:tc><w:tcPr><w:tcW w:w="1417" w:type="dxa"/></w:tcPr><w:p><w:pPr><w:rPr><w:rFonts w:ascii="Arial" w:hAnsi="Arial" w:cs="Arial"/></w:rPr></w:pPr></w:p></w:tc><w:tc><w:tcPr><w:tcW w:w="1418" w:type="dxa"/></w:tcPr><w:p><w:pPr><w:rPr><w:rFonts w:ascii="Arial" w:hAnsi="Arial" w:cs="Arial"/></w:rPr></w:pPr></w:p></w:tc><w:tc><w:tcPr><w:tcW w:w="4961" w:type="dxa"/></w:tcPr><w:p><w:pPr><w:rPr><w:rFonts w:ascii="Arial" w:hAnsi="Arial" w:cs="Arial"/></w:rPr></w:pPr></w:p></w:tc></w:tr><w:tr><w:tc><w:tcPr><w:tcW w:w="1101" w:type="dxa"/></w:tcPr><w:p><w:pPr><w:rPr><w:rFonts w:ascii="Arial" w:hAnsi="Arial" w:cs="Arial"/></w:rPr></w:pPr></w:p></w:tc><w:tc><w:tcPr><w:tcW w:w="1132" w:type="dxa"/></w:tcPr><w:p><w:pPr><w:rPr><w:rFonts w:ascii="Arial" w:hAnsi="Arial" w:cs="Arial"/></w:rPr></w:pPr></w:p></w:tc><w:tc><w:tcPr><w:tcW w:w="3971" w:type="dxa"/></w:tcPr><w:p><w:pPr><w:rPr><w:rFonts w:ascii="Arial" w:hAnsi="Arial" w:cs="Arial"/></w:rPr></w:pPr></w:p><w:p><w:pPr><w:rPr><w:rFonts w:ascii="Arial" w:hAnsi="Arial" w:cs="Arial"/></w:rPr></w:pPr></w:p></w:tc><w:tc><w:tcPr><w:tcW w:w="1417" w:type="dxa"/></w:tcPr><w:p><w:pPr><w:rPr><w:rFonts w:ascii="Arial" w:hAnsi="Arial" w:cs="Arial"/></w:rPr></w:pPr></w:p></w:tc><w:tc><w:tcPr><w:tcW w:w="1418" w:type="dxa"/></w:tcPr><w:p><w:pPr><w:rPr><w:rFonts w:ascii="Arial" w:hAnsi="Arial" w:cs="Arial"/></w:rPr></w:pPr></w:p></w:tc><w:tc><w:tcPr><w:tcW w:w="4961" w:type="dxa"/></w:tcPr><w:p><w:pPr><w:rPr><w:rFonts w:ascii="Arial" w:hAnsi="Arial" w:cs="Arial"/></w:rPr></w:pPr></w:p></w:tc></w:tr><w:tr><w:trPr><w:trHeight w:val="415"/></w:trPr><w:tc><w:tcPr><w:tcW w:w="1101" w:type="dxa"/></w:tcPr><w:p/></w:tc><w:tc><w:tcPr><w:tcW w:w="1132" w:type="dxa"/></w:tcPr><w:p/></w:tc><w:tc><w:tcPr><w:tcW w:w="3971" w:type="dxa"/></w:tcPr><w:p/></w:tc><w:tc><w:tcPr><w:tcW w:w="1417" w:type="dxa"/></w:tcPr><w:p/></w:tc><w:tc><w:tcPr><w:tcW w:w="1418" w:type="dxa"/></w:tcPr><w:p/></w:tc><w:tc><w:tcPr><w:tcW w:w="4961" w:type="dxa"/></w:tcPr><w:p/></w:tc></w:tr><w:tr><w:trPr><w:trHeight w:val="373"/></w:trPr><w:tc><w:tcPr><w:tcW w:w="1101" w:type="dxa"/></w:tcPr><w:p/></w:tc><w:tc><w:tcPr><w:tcW w:w="1132" w:type="dxa"/></w:tcPr><w:p/></w:tc><w:tc><w:tcPr><w:tcW w:w="3971" w:type="dxa"/></w:tcPr><w:p/></w:tc><w:tc><w:tcPr><w:tcW w:w="1417" w:type="dxa"/></w:tcPr><w:p/></w:tc><w:tc><w:tcPr><w:tcW w:w="1418" w:type="dxa"/></w:tcPr><w:p/></w:tc><w:tc><w:tcPr><w:tcW w:w="4961" w:type="dxa"/></w:tcPr><w:p/></w:tc></w:tr></w:tbl><w:p><w:pPr><w:pStyle w:val="Default"/><w:spacing w:before="240"/><w:rPr><w:rFonts w:ascii="Arial" w:hAnsi="Arial" w:cs="Arial"/><w:bCs/><w:sz w:val="22"/><w:szCs w:val="22"/></w:rPr></w:pPr><w:r><w:rPr><w:rFonts w:ascii="Arial" w:hAnsi="Arial" w:cs="Arial"/><w:bCs/><w:sz w:val="22"/><w:szCs w:val="22"/></w:rPr><w:t>Firma</w:t></w:r><w:r><w:rPr><w:rFonts w:ascii="Arial" w:hAnsi="Arial" w:cs="Arial"/><w:bCs/><w:sz w:val="22"/><w:szCs w:val="22"/></w:rPr><w:t>_____________________</w:t></w:r><w:r><w:rPr><w:rFonts w:ascii="Arial" w:hAnsi="Arial" w:cs="Arial"/><w:bCs/><w:sz w:val="22"/><w:szCs w:val="22"/></w:rPr><w:t>_______________________________________________</w:t></w:r></w:p><w:p><w:pPr><w:pStyle w:val="Default"/><w:spacing w:before="240"/><w:rPr><w:rFonts w:ascii="Arial" w:hAnsi="Arial" w:cs="Arial"/><w:bCs/><w:sz w:val="22"/><w:szCs w:val="22"/></w:rPr></w:pPr><w:r><w:rPr><w:rFonts w:ascii="Arial" w:hAnsi="Arial" w:cs="Arial"/><w:bCs/><w:sz w:val="22"/><w:szCs w:val="22"/></w:rPr><w:t>Sello</w:t></w:r></w:p><w:p><w:pPr><w:pStyle w:val="Default"/><w:jc w:val="center"/><w:rPr><w:rFonts w:ascii="Arial" w:hAnsi="Arial" w:cs="Arial"/><w:bCs/><w:color w:val="FF0000"/><w:sz w:val="20"/><w:szCs w:val="22"/></w:rPr></w:pPr><w:r><w:rPr><w:rFonts w:ascii="Arial" w:hAnsi="Arial" w:cs="Arial"/><w:bCs/><w:color w:val="FF0000"/><w:sz w:val="20"/><w:szCs w:val="22"/></w:rPr><w:t>(Persona o personas autorizadas a firmar en nombre del Oferente)</w:t></w:r></w:p><w:sectPr><w:footerReference w:type="default" r:id="rId9"/><w:pgSz w:w="16838" w:h="11906" w:orient="landscape" w:code="9"/><w:pgMar w:top="1440" w:right="1440" w:bottom="1440" w:left="1440" w:header="708" w:footer="708" w:gutter="0"/><w:cols w:space="708"/><w:docGrid w:linePitch="360"/></w:sectPr><w:tbl><w:tblPr><w:tblW w:w="0" w:type="auto"/><w:tblBorders><w:top w:val="none" w:sz="0" w:space="0" w:color="auto"/><w:left w:val="none" w:sz="0" w:space="0" w:color="auto"/><w:bottom w:val="none" w:sz="0" w:space="0" w:color="auto"/><w:right w:val="none" w:sz="0" w:space="0" w:color="auto"/><w:insideH w:val="none" w:sz="0" w:space="0" w:color="auto"/><w:insideV w:val="none" w:sz="0" w:space="0" w:color="auto"/></w:tblBorders><w:jc w:val="center"/></w:tblPr><w:tr><w:tc><w:tcPr><w:tcW w:w="4800" w:type="dxa"/><w:vAlign w:val="bottom"/></w:tcPr><w:p><w:pPr><w:jc w:val="center"/></w:pPr><w:r><w:t>${img_firma}</w:t></w:r></w:p></w:tc><w:tc><w:tcPr><w:tcW w:w="4800" w:type="dxa"/><w:vAlign w:val="bottom"/></w:tcPr><w:p><w:pPr><w:jc w:val="center"/></w:pPr><w:r><w:t>${img_sello}</w:t></w:r></w:p></w:tc></w:tr></w:tbl></w:body></w:document>
 </file>
 
 <file path=word/endnotes.xml><?xml version="1.0" encoding="utf-8"?>
